--- a/public/assets/files/niestacjonarne/PJN.docx
+++ b/public/assets/files/niestacjonarne/PJN.docx
@@ -523,6 +523,7 @@
                 <w:i w:val="0"/>
                 <w:sz w:val="22"/>
               </w:rPr>
+              <w:t>I</w:t>
             </w:r>
           </w:p>
         </w:tc>
@@ -560,6 +561,7 @@
                 <w:i w:val="0"/>
                 <w:sz w:val="22"/>
               </w:rPr>
+              <w:t>specjalizacyjny</w:t>
             </w:r>
           </w:p>
         </w:tc>

--- a/public/assets/files/niestacjonarne/PJN.docx
+++ b/public/assets/files/niestacjonarne/PJN.docx
@@ -681,12 +681,22 @@
         <w:tblW w:w="5000" w:type="pct"/>
       </w:tblPr>
       <w:tblGrid>
-        <w:gridCol w:w="9972"/>
+        <w:gridCol w:w="997"/>
+        <w:gridCol w:w="997"/>
+        <w:gridCol w:w="997"/>
+        <w:gridCol w:w="997"/>
+        <w:gridCol w:w="997"/>
+        <w:gridCol w:w="997"/>
+        <w:gridCol w:w="997"/>
+        <w:gridCol w:w="997"/>
+        <w:gridCol w:w="997"/>
+        <w:gridCol w:w="997"/>
       </w:tblGrid>
       <w:tr>
         <w:tc>
           <w:tcPr>
-            <w:tcW w:type="dxa" w:w="9972"/>
+            <w:tcW w:type="dxa" w:w="9970"/>
+            <w:gridSpan w:val="10"/>
             <w:shd w:val="clear" w:color="auto" w:fill="D9D9D9"/>
           </w:tcPr>
           <w:p>
@@ -701,109 +711,6 @@
                 <w:sz w:val="22"/>
               </w:rPr>
               <w:t>9.  Formy zajęć, sposób ich realizacji i przypisana im liczba godzin:</w:t>
-            </w:r>
-          </w:p>
-        </w:tc>
-      </w:tr>
-    </w:tbl>
-    <w:tbl>
-      <w:tblPr>
-        <w:tblW w:type="auto" w:w="0"/>
-        <w:tblLook w:firstColumn="1" w:firstRow="1" w:lastColumn="0" w:lastRow="0" w:noHBand="0" w:noVBand="1" w:val="04A0"/>
-        <w:tblBorders>
-          <w:top w:val="single" w:sz="4" w:space="0" w:color="000000"/>
-          <w:left w:val="single" w:sz="4" w:space="0" w:color="000000"/>
-          <w:bottom w:val="single" w:sz="4" w:space="0" w:color="000000"/>
-          <w:right w:val="single" w:sz="4" w:space="0" w:color="000000"/>
-          <w:insideH w:val="single" w:sz="4" w:space="0" w:color="000000"/>
-          <w:insideV w:val="single" w:sz="4" w:space="0" w:color="000000"/>
-        </w:tblBorders>
-        <w:tblW w:w="5000" w:type="pct"/>
-      </w:tblPr>
-      <w:tblGrid>
-        <w:gridCol w:w="2493"/>
-        <w:gridCol w:w="2493"/>
-        <w:gridCol w:w="2493"/>
-        <w:gridCol w:w="2493"/>
-      </w:tblGrid>
-      <w:tr>
-        <w:tc>
-          <w:tcPr>
-            <w:tcW w:type="dxa" w:w="2493"/>
-            <w:shd w:val="clear" w:color="auto" w:fill="D9D9D9"/>
-          </w:tcPr>
-          <w:p>
-            <w:pPr>
-              <w:spacing w:before="20" w:after="20"/>
-            </w:pPr>
-            <w:r>
-              <w:rPr>
-                <w:rFonts w:ascii="Aptos" w:hAnsi="Aptos"/>
-                <w:b/>
-                <w:i w:val="0"/>
-                <w:sz w:val="16"/>
-              </w:rPr>
-              <w:t>wykład</w:t>
-            </w:r>
-          </w:p>
-        </w:tc>
-        <w:tc>
-          <w:tcPr>
-            <w:tcW w:type="dxa" w:w="2493"/>
-            <w:shd w:val="clear" w:color="auto" w:fill="D9D9D9"/>
-          </w:tcPr>
-          <w:p>
-            <w:pPr>
-              <w:spacing w:before="20" w:after="20"/>
-            </w:pPr>
-            <w:r>
-              <w:rPr>
-                <w:rFonts w:ascii="Aptos" w:hAnsi="Aptos"/>
-                <w:b/>
-                <w:i w:val="0"/>
-                <w:sz w:val="16"/>
-              </w:rPr>
-              <w:t>ćwiczenia/laboratorium/pracownia</w:t>
-            </w:r>
-          </w:p>
-        </w:tc>
-        <w:tc>
-          <w:tcPr>
-            <w:tcW w:type="dxa" w:w="2493"/>
-            <w:shd w:val="clear" w:color="auto" w:fill="D9D9D9"/>
-          </w:tcPr>
-          <w:p>
-            <w:pPr>
-              <w:spacing w:before="20" w:after="20"/>
-            </w:pPr>
-            <w:r>
-              <w:rPr>
-                <w:rFonts w:ascii="Aptos" w:hAnsi="Aptos"/>
-                <w:b/>
-                <w:i w:val="0"/>
-                <w:sz w:val="16"/>
-              </w:rPr>
-              <w:t>wykład internetowo</w:t>
-            </w:r>
-          </w:p>
-        </w:tc>
-        <w:tc>
-          <w:tcPr>
-            <w:tcW w:type="dxa" w:w="2493"/>
-            <w:shd w:val="clear" w:color="auto" w:fill="D9D9D9"/>
-          </w:tcPr>
-          <w:p>
-            <w:pPr>
-              <w:spacing w:before="20" w:after="20"/>
-            </w:pPr>
-            <w:r>
-              <w:rPr>
-                <w:rFonts w:ascii="Aptos" w:hAnsi="Aptos"/>
-                <w:b/>
-                <w:i w:val="0"/>
-                <w:sz w:val="16"/>
-              </w:rPr>
-              <w:t>ćw./lab./prac. internetowo</w:t>
             </w:r>
           </w:p>
         </w:tc>
@@ -811,7 +718,9 @@
       <w:tr>
         <w:tc>
           <w:tcPr>
-            <w:tcW w:type="dxa" w:w="2493"/>
+            <w:tcW w:type="dxa" w:w="9970"/>
+            <w:gridSpan w:val="10"/>
+            <w:shd w:val="clear" w:color="auto" w:fill="D9D9D9"/>
           </w:tcPr>
           <w:p>
             <w:pPr>
@@ -822,148 +731,9 @@
                 <w:rFonts w:ascii="Aptos" w:hAnsi="Aptos"/>
                 <w:b w:val="0"/>
                 <w:i w:val="0"/>
-                <w:sz w:val="22"/>
-              </w:rPr>
-              <w:t>16</w:t>
-            </w:r>
-          </w:p>
-        </w:tc>
-        <w:tc>
-          <w:tcPr>
-            <w:tcW w:type="dxa" w:w="2493"/>
-          </w:tcPr>
-          <w:p>
-            <w:pPr>
-              <w:spacing w:before="20" w:after="20"/>
-            </w:pPr>
-            <w:r>
-              <w:rPr>
-                <w:rFonts w:ascii="Aptos" w:hAnsi="Aptos"/>
-                <w:b w:val="0"/>
-                <w:i w:val="0"/>
-                <w:sz w:val="22"/>
-              </w:rPr>
-              <w:t>16</w:t>
-            </w:r>
-          </w:p>
-        </w:tc>
-        <w:tc>
-          <w:tcPr>
-            <w:tcW w:type="dxa" w:w="2493"/>
-          </w:tcPr>
-          <w:p>
-            <w:pPr>
-              <w:spacing w:before="20" w:after="20"/>
-            </w:pPr>
-            <w:r>
-              <w:rPr>
-                <w:rFonts w:ascii="Aptos" w:hAnsi="Aptos"/>
-                <w:b w:val="0"/>
-                <w:i w:val="0"/>
-                <w:sz w:val="22"/>
-              </w:rPr>
-              <w:t>—</w:t>
-            </w:r>
-          </w:p>
-        </w:tc>
-        <w:tc>
-          <w:tcPr>
-            <w:tcW w:type="dxa" w:w="2493"/>
-          </w:tcPr>
-          <w:p>
-            <w:pPr>
-              <w:spacing w:before="20" w:after="20"/>
-            </w:pPr>
-            <w:r>
-              <w:rPr>
-                <w:rFonts w:ascii="Aptos" w:hAnsi="Aptos"/>
-                <w:b w:val="0"/>
-                <w:i w:val="0"/>
-                <w:sz w:val="22"/>
-              </w:rPr>
-              <w:t>—</w:t>
-            </w:r>
-          </w:p>
-        </w:tc>
-      </w:tr>
-    </w:tbl>
-    <w:tbl>
-      <w:tblPr>
-        <w:tblW w:type="auto" w:w="0"/>
-        <w:tblLook w:firstColumn="1" w:firstRow="1" w:lastColumn="0" w:lastRow="0" w:noHBand="0" w:noVBand="1" w:val="04A0"/>
-        <w:tblBorders>
-          <w:top w:val="single" w:sz="4" w:space="0" w:color="000000"/>
-          <w:left w:val="single" w:sz="4" w:space="0" w:color="000000"/>
-          <w:bottom w:val="single" w:sz="4" w:space="0" w:color="000000"/>
-          <w:right w:val="single" w:sz="4" w:space="0" w:color="000000"/>
-          <w:insideH w:val="single" w:sz="4" w:space="0" w:color="000000"/>
-          <w:insideV w:val="single" w:sz="4" w:space="0" w:color="000000"/>
-        </w:tblBorders>
-        <w:tblW w:w="5000" w:type="pct"/>
-      </w:tblPr>
-      <w:tblGrid>
-        <w:gridCol w:w="3324"/>
-        <w:gridCol w:w="3324"/>
-        <w:gridCol w:w="3324"/>
-      </w:tblGrid>
-      <w:tr>
-        <w:tc>
-          <w:tcPr>
-            <w:tcW w:type="dxa" w:w="3324"/>
-            <w:shd w:val="clear" w:color="auto" w:fill="D9D9D9"/>
-          </w:tcPr>
-          <w:p>
-            <w:pPr>
-              <w:spacing w:before="20" w:after="20"/>
-            </w:pPr>
-            <w:r>
-              <w:rPr>
-                <w:rFonts w:ascii="Aptos" w:hAnsi="Aptos"/>
-                <w:b/>
-                <w:i w:val="0"/>
                 <w:sz w:val="16"/>
               </w:rPr>
-              <w:t>Rodzaj nakładu pracy:</w:t>
-            </w:r>
-          </w:p>
-        </w:tc>
-        <w:tc>
-          <w:tcPr>
-            <w:tcW w:type="dxa" w:w="3324"/>
-            <w:shd w:val="clear" w:color="auto" w:fill="D9D9D9"/>
-          </w:tcPr>
-          <w:p>
-            <w:pPr>
-              <w:spacing w:before="20" w:after="20"/>
-            </w:pPr>
-            <w:r>
-              <w:rPr>
-                <w:rFonts w:ascii="Aptos" w:hAnsi="Aptos"/>
-                <w:b/>
-                <w:i w:val="0"/>
-                <w:sz w:val="16"/>
-              </w:rPr>
-              <w:t>Liczba godzin</w:t>
-            </w:r>
-          </w:p>
-        </w:tc>
-        <w:tc>
-          <w:tcPr>
-            <w:tcW w:type="dxa" w:w="3324"/>
-            <w:shd w:val="clear" w:color="auto" w:fill="D9D9D9"/>
-          </w:tcPr>
-          <w:p>
-            <w:pPr>
-              <w:spacing w:before="20" w:after="20"/>
-            </w:pPr>
-            <w:r>
-              <w:rPr>
-                <w:rFonts w:ascii="Aptos" w:hAnsi="Aptos"/>
-                <w:b/>
-                <w:i w:val="0"/>
-                <w:sz w:val="16"/>
-              </w:rPr>
-              <w:t>ECTS</w:t>
+              <w:t>Wymiar godzinowy (liczba godzin w semestrze)</w:t>
             </w:r>
           </w:p>
         </w:tc>
@@ -971,7 +741,9 @@
       <w:tr>
         <w:tc>
           <w:tcPr>
-            <w:tcW w:type="dxa" w:w="3324"/>
+            <w:tcW w:type="dxa" w:w="1994"/>
+            <w:gridSpan w:val="2"/>
+            <w:shd w:val="clear" w:color="auto" w:fill="D9D9D9"/>
           </w:tcPr>
           <w:p>
             <w:pPr>
@@ -980,17 +752,19 @@
             <w:r>
               <w:rPr>
                 <w:rFonts w:ascii="Aptos" w:hAnsi="Aptos"/>
-                <w:b w:val="0"/>
+                <w:b/>
                 <w:i w:val="0"/>
-                <w:sz w:val="22"/>
-              </w:rPr>
-              <w:t>Zajęcia z bezpośrednim udziałem nauczyciela</w:t>
+                <w:sz w:val="16"/>
+              </w:rPr>
+              <w:t>wykład</w:t>
             </w:r>
           </w:p>
         </w:tc>
         <w:tc>
           <w:tcPr>
-            <w:tcW w:type="dxa" w:w="3324"/>
+            <w:tcW w:type="dxa" w:w="2991"/>
+            <w:gridSpan w:val="3"/>
+            <w:shd w:val="clear" w:color="auto" w:fill="D9D9D9"/>
           </w:tcPr>
           <w:p>
             <w:pPr>
@@ -999,17 +773,19 @@
             <w:r>
               <w:rPr>
                 <w:rFonts w:ascii="Aptos" w:hAnsi="Aptos"/>
-                <w:b w:val="0"/>
+                <w:b/>
                 <w:i w:val="0"/>
-                <w:sz w:val="22"/>
-              </w:rPr>
-              <w:t>32</w:t>
+                <w:sz w:val="16"/>
+              </w:rPr>
+              <w:t>ćwiczenia/laboratorium/pracownia</w:t>
             </w:r>
           </w:p>
         </w:tc>
         <w:tc>
           <w:tcPr>
-            <w:tcW w:type="dxa" w:w="3324"/>
+            <w:tcW w:type="dxa" w:w="2991"/>
+            <w:gridSpan w:val="3"/>
+            <w:shd w:val="clear" w:color="auto" w:fill="D9D9D9"/>
           </w:tcPr>
           <w:p>
             <w:pPr>
@@ -1018,11 +794,32 @@
             <w:r>
               <w:rPr>
                 <w:rFonts w:ascii="Aptos" w:hAnsi="Aptos"/>
-                <w:b w:val="0"/>
+                <w:b/>
                 <w:i w:val="0"/>
-                <w:sz w:val="22"/>
-              </w:rPr>
-              <w:t>1.3</w:t>
+                <w:sz w:val="16"/>
+              </w:rPr>
+              <w:t>wykład internetowo</w:t>
+            </w:r>
+          </w:p>
+        </w:tc>
+        <w:tc>
+          <w:tcPr>
+            <w:tcW w:type="dxa" w:w="1994"/>
+            <w:gridSpan w:val="2"/>
+            <w:shd w:val="clear" w:color="auto" w:fill="D9D9D9"/>
+          </w:tcPr>
+          <w:p>
+            <w:pPr>
+              <w:spacing w:before="20" w:after="20"/>
+            </w:pPr>
+            <w:r>
+              <w:rPr>
+                <w:rFonts w:ascii="Aptos" w:hAnsi="Aptos"/>
+                <w:b/>
+                <w:i w:val="0"/>
+                <w:sz w:val="16"/>
+              </w:rPr>
+              <w:t>ćw./lab./prac. internetowo</w:t>
             </w:r>
           </w:p>
         </w:tc>
@@ -1030,7 +827,8 @@
       <w:tr>
         <w:tc>
           <w:tcPr>
-            <w:tcW w:type="dxa" w:w="3324"/>
+            <w:tcW w:type="dxa" w:w="1994"/>
+            <w:gridSpan w:val="2"/>
           </w:tcPr>
           <w:p>
             <w:pPr>
@@ -1043,13 +841,14 @@
                 <w:i w:val="0"/>
                 <w:sz w:val="22"/>
               </w:rPr>
-              <w:t>Samodzielna praca studenta</w:t>
+              <w:t>16</w:t>
             </w:r>
           </w:p>
         </w:tc>
         <w:tc>
           <w:tcPr>
-            <w:tcW w:type="dxa" w:w="3324"/>
+            <w:tcW w:type="dxa" w:w="2991"/>
+            <w:gridSpan w:val="3"/>
           </w:tcPr>
           <w:p>
             <w:pPr>
@@ -1062,13 +861,14 @@
                 <w:i w:val="0"/>
                 <w:sz w:val="22"/>
               </w:rPr>
-              <w:t>93</w:t>
+              <w:t>16</w:t>
             </w:r>
           </w:p>
         </w:tc>
         <w:tc>
           <w:tcPr>
-            <w:tcW w:type="dxa" w:w="3324"/>
+            <w:tcW w:type="dxa" w:w="2991"/>
+            <w:gridSpan w:val="3"/>
           </w:tcPr>
           <w:p>
             <w:pPr>
@@ -1081,7 +881,27 @@
                 <w:i w:val="0"/>
                 <w:sz w:val="22"/>
               </w:rPr>
-              <w:t>3.7</w:t>
+              <w:t>—</w:t>
+            </w:r>
+          </w:p>
+        </w:tc>
+        <w:tc>
+          <w:tcPr>
+            <w:tcW w:type="dxa" w:w="1994"/>
+            <w:gridSpan w:val="2"/>
+          </w:tcPr>
+          <w:p>
+            <w:pPr>
+              <w:spacing w:before="20" w:after="20"/>
+            </w:pPr>
+            <w:r>
+              <w:rPr>
+                <w:rFonts w:ascii="Aptos" w:hAnsi="Aptos"/>
+                <w:b w:val="0"/>
+                <w:i w:val="0"/>
+                <w:sz w:val="22"/>
+              </w:rPr>
+              <w:t>—</w:t>
             </w:r>
           </w:p>
         </w:tc>
@@ -1089,7 +909,96 @@
       <w:tr>
         <w:tc>
           <w:tcPr>
-            <w:tcW w:type="dxa" w:w="3324"/>
+            <w:tcW w:type="dxa" w:w="9970"/>
+            <w:gridSpan w:val="10"/>
+            <w:shd w:val="clear" w:color="auto" w:fill="D9D9D9"/>
+          </w:tcPr>
+          <w:p>
+            <w:pPr>
+              <w:spacing w:before="20" w:after="20"/>
+            </w:pPr>
+            <w:r>
+              <w:rPr>
+                <w:rFonts w:ascii="Aptos" w:hAnsi="Aptos"/>
+                <w:b/>
+                <w:i w:val="0"/>
+                <w:sz w:val="22"/>
+              </w:rPr>
+              <w:t>Bilans ECTS</w:t>
+            </w:r>
+          </w:p>
+        </w:tc>
+      </w:tr>
+      <w:tr>
+        <w:tc>
+          <w:tcPr>
+            <w:tcW w:type="dxa" w:w="4985"/>
+            <w:gridSpan w:val="5"/>
+            <w:shd w:val="clear" w:color="auto" w:fill="D9D9D9"/>
+          </w:tcPr>
+          <w:p>
+            <w:pPr>
+              <w:spacing w:before="20" w:after="20"/>
+            </w:pPr>
+            <w:r>
+              <w:rPr>
+                <w:rFonts w:ascii="Aptos" w:hAnsi="Aptos"/>
+                <w:b/>
+                <w:i w:val="0"/>
+                <w:sz w:val="16"/>
+              </w:rPr>
+              <w:t>Rodzaj nakładu pracy:</w:t>
+            </w:r>
+          </w:p>
+        </w:tc>
+        <w:tc>
+          <w:tcPr>
+            <w:tcW w:type="dxa" w:w="2991"/>
+            <w:gridSpan w:val="3"/>
+            <w:shd w:val="clear" w:color="auto" w:fill="D9D9D9"/>
+          </w:tcPr>
+          <w:p>
+            <w:pPr>
+              <w:spacing w:before="20" w:after="20"/>
+            </w:pPr>
+            <w:r>
+              <w:rPr>
+                <w:rFonts w:ascii="Aptos" w:hAnsi="Aptos"/>
+                <w:b/>
+                <w:i w:val="0"/>
+                <w:sz w:val="16"/>
+              </w:rPr>
+              <w:t>Liczba godzin</w:t>
+            </w:r>
+          </w:p>
+        </w:tc>
+        <w:tc>
+          <w:tcPr>
+            <w:tcW w:type="dxa" w:w="1994"/>
+            <w:gridSpan w:val="2"/>
+            <w:shd w:val="clear" w:color="auto" w:fill="D9D9D9"/>
+          </w:tcPr>
+          <w:p>
+            <w:pPr>
+              <w:spacing w:before="20" w:after="20"/>
+            </w:pPr>
+            <w:r>
+              <w:rPr>
+                <w:rFonts w:ascii="Aptos" w:hAnsi="Aptos"/>
+                <w:b/>
+                <w:i w:val="0"/>
+                <w:sz w:val="16"/>
+              </w:rPr>
+              <w:t>ECTS</w:t>
+            </w:r>
+          </w:p>
+        </w:tc>
+      </w:tr>
+      <w:tr>
+        <w:tc>
+          <w:tcPr>
+            <w:tcW w:type="dxa" w:w="4985"/>
+            <w:gridSpan w:val="5"/>
           </w:tcPr>
           <w:p>
             <w:pPr>
@@ -1102,13 +1011,14 @@
                 <w:i w:val="0"/>
                 <w:sz w:val="22"/>
               </w:rPr>
-              <w:t>Suma</w:t>
+              <w:t>Zajęcia z bezpośrednim udziałem nauczyciela</w:t>
             </w:r>
           </w:p>
         </w:tc>
         <w:tc>
           <w:tcPr>
-            <w:tcW w:type="dxa" w:w="3324"/>
+            <w:tcW w:type="dxa" w:w="2991"/>
+            <w:gridSpan w:val="3"/>
           </w:tcPr>
           <w:p>
             <w:pPr>
@@ -1121,13 +1031,14 @@
                 <w:i w:val="0"/>
                 <w:sz w:val="22"/>
               </w:rPr>
-              <w:t>125</w:t>
+              <w:t>32</w:t>
             </w:r>
           </w:p>
         </w:tc>
         <w:tc>
           <w:tcPr>
-            <w:tcW w:type="dxa" w:w="3324"/>
+            <w:tcW w:type="dxa" w:w="1994"/>
+            <w:gridSpan w:val="2"/>
           </w:tcPr>
           <w:p>
             <w:pPr>
@@ -1140,7 +1051,111 @@
                 <w:i w:val="0"/>
                 <w:sz w:val="22"/>
               </w:rPr>
-              <w:t>5</w:t>
+              <w:t>1.3</w:t>
+            </w:r>
+          </w:p>
+        </w:tc>
+      </w:tr>
+      <w:tr>
+        <w:tc>
+          <w:tcPr>
+            <w:tcW w:type="dxa" w:w="4985"/>
+            <w:gridSpan w:val="5"/>
+          </w:tcPr>
+          <w:p>
+            <w:pPr>
+              <w:spacing w:before="20" w:after="20"/>
+            </w:pPr>
+            <w:r>
+              <w:rPr>
+                <w:rFonts w:ascii="Aptos" w:hAnsi="Aptos"/>
+                <w:b w:val="0"/>
+                <w:i w:val="0"/>
+                <w:sz w:val="22"/>
+              </w:rPr>
+              <w:t>Samodzielna praca studenta</w:t>
+            </w:r>
+          </w:p>
+        </w:tc>
+        <w:tc>
+          <w:tcPr>
+            <w:tcW w:type="dxa" w:w="2991"/>
+            <w:gridSpan w:val="3"/>
+          </w:tcPr>
+          <w:p>
+            <w:pPr>
+              <w:spacing w:before="20" w:after="20"/>
+            </w:pPr>
+            <w:r>
+              <w:rPr>
+                <w:rFonts w:ascii="Aptos" w:hAnsi="Aptos"/>
+                <w:b w:val="0"/>
+                <w:i w:val="0"/>
+                <w:sz w:val="22"/>
+              </w:rPr>
+              <w:t>93</w:t>
+            </w:r>
+          </w:p>
+        </w:tc>
+        <w:tc>
+          <w:tcPr>
+            <w:tcW w:type="dxa" w:w="1994"/>
+            <w:gridSpan w:val="2"/>
+          </w:tcPr>
+          <w:p>
+            <w:pPr>
+              <w:spacing w:before="20" w:after="20"/>
+            </w:pPr>
+            <w:r>
+              <w:rPr>
+                <w:rFonts w:ascii="Aptos" w:hAnsi="Aptos"/>
+                <w:b w:val="0"/>
+                <w:i w:val="0"/>
+                <w:sz w:val="22"/>
+              </w:rPr>
+              <w:t>3.7</w:t>
+            </w:r>
+          </w:p>
+        </w:tc>
+      </w:tr>
+      <w:tr>
+        <w:tc>
+          <w:tcPr>
+            <w:tcW w:type="dxa" w:w="4985"/>
+            <w:gridSpan w:val="5"/>
+            <w:shd w:val="clear" w:color="auto" w:fill="D9D9D9"/>
+          </w:tcPr>
+          <w:p>
+            <w:pPr>
+              <w:spacing w:before="20" w:after="20"/>
+            </w:pPr>
+            <w:r>
+              <w:rPr>
+                <w:rFonts w:ascii="Aptos" w:hAnsi="Aptos"/>
+                <w:b/>
+                <w:i w:val="0"/>
+                <w:sz w:val="16"/>
+              </w:rPr>
+              <w:t>Opis samodzielnej pracy studenta</w:t>
+            </w:r>
+          </w:p>
+        </w:tc>
+        <w:tc>
+          <w:tcPr>
+            <w:tcW w:type="dxa" w:w="4985"/>
+            <w:gridSpan w:val="5"/>
+          </w:tcPr>
+          <w:p>
+            <w:pPr>
+              <w:spacing w:before="20" w:after="20"/>
+            </w:pPr>
+            <w:r>
+              <w:rPr>
+                <w:rFonts w:ascii="Aptos" w:hAnsi="Aptos"/>
+                <w:b w:val="0"/>
+                <w:i w:val="0"/>
+                <w:sz w:val="22"/>
+              </w:rPr>
             </w:r>
           </w:p>
         </w:tc>
@@ -2114,14 +2129,14 @@
         <w:tblW w:w="5000" w:type="pct"/>
       </w:tblPr>
       <w:tblGrid>
-        <w:gridCol w:w="3324"/>
-        <w:gridCol w:w="3324"/>
-        <w:gridCol w:w="3324"/>
+        <w:gridCol w:w="680"/>
+        <w:gridCol w:w="4536"/>
+        <w:gridCol w:w="4252"/>
       </w:tblGrid>
       <w:tr>
         <w:tc>
           <w:tcPr>
-            <w:tcW w:type="dxa" w:w="9972"/>
+            <w:tcW w:type="dxa" w:w="9468"/>
             <w:gridSpan w:val="3"/>
             <w:shd w:val="clear" w:color="auto" w:fill="D9D9D9"/>
           </w:tcPr>
@@ -2144,7 +2159,7 @@
       <w:tr>
         <w:tc>
           <w:tcPr>
-            <w:tcW w:type="dxa" w:w="3324"/>
+            <w:tcW w:type="dxa" w:w="680"/>
             <w:shd w:val="clear" w:color="auto" w:fill="D9D9D9"/>
           </w:tcPr>
           <w:p>
@@ -2164,7 +2179,7 @@
         </w:tc>
         <w:tc>
           <w:tcPr>
-            <w:tcW w:type="dxa" w:w="3324"/>
+            <w:tcW w:type="dxa" w:w="4536"/>
             <w:shd w:val="clear" w:color="auto" w:fill="D9D9D9"/>
           </w:tcPr>
           <w:p>
@@ -2184,7 +2199,7 @@
         </w:tc>
         <w:tc>
           <w:tcPr>
-            <w:tcW w:type="dxa" w:w="3324"/>
+            <w:tcW w:type="dxa" w:w="4252"/>
             <w:shd w:val="clear" w:color="auto" w:fill="D9D9D9"/>
           </w:tcPr>
           <w:p>
@@ -2206,7 +2221,7 @@
       <w:tr>
         <w:tc>
           <w:tcPr>
-            <w:tcW w:type="dxa" w:w="3324"/>
+            <w:tcW w:type="dxa" w:w="680"/>
           </w:tcPr>
           <w:p>
             <w:pPr>
@@ -2225,7 +2240,7 @@
         </w:tc>
         <w:tc>
           <w:tcPr>
-            <w:tcW w:type="dxa" w:w="3324"/>
+            <w:tcW w:type="dxa" w:w="4536"/>
           </w:tcPr>
           <w:p>
             <w:pPr>
@@ -2244,7 +2259,7 @@
         </w:tc>
         <w:tc>
           <w:tcPr>
-            <w:tcW w:type="dxa" w:w="3324"/>
+            <w:tcW w:type="dxa" w:w="4252"/>
           </w:tcPr>
           <w:p>
             <w:pPr>
@@ -2264,7 +2279,7 @@
       <w:tr>
         <w:tc>
           <w:tcPr>
-            <w:tcW w:type="dxa" w:w="3324"/>
+            <w:tcW w:type="dxa" w:w="680"/>
           </w:tcPr>
           <w:p>
             <w:pPr>
@@ -2283,7 +2298,7 @@
         </w:tc>
         <w:tc>
           <w:tcPr>
-            <w:tcW w:type="dxa" w:w="3324"/>
+            <w:tcW w:type="dxa" w:w="4536"/>
           </w:tcPr>
           <w:p>
             <w:pPr>
@@ -2302,7 +2317,7 @@
         </w:tc>
         <w:tc>
           <w:tcPr>
-            <w:tcW w:type="dxa" w:w="3324"/>
+            <w:tcW w:type="dxa" w:w="4252"/>
           </w:tcPr>
           <w:p>
             <w:pPr>
@@ -2322,7 +2337,7 @@
       <w:tr>
         <w:tc>
           <w:tcPr>
-            <w:tcW w:type="dxa" w:w="3324"/>
+            <w:tcW w:type="dxa" w:w="680"/>
           </w:tcPr>
           <w:p>
             <w:pPr>
@@ -2341,7 +2356,7 @@
         </w:tc>
         <w:tc>
           <w:tcPr>
-            <w:tcW w:type="dxa" w:w="3324"/>
+            <w:tcW w:type="dxa" w:w="4536"/>
           </w:tcPr>
           <w:p>
             <w:pPr>
@@ -2360,7 +2375,7 @@
         </w:tc>
         <w:tc>
           <w:tcPr>
-            <w:tcW w:type="dxa" w:w="3324"/>
+            <w:tcW w:type="dxa" w:w="4252"/>
           </w:tcPr>
           <w:p>
             <w:pPr>
@@ -2380,7 +2395,7 @@
       <w:tr>
         <w:tc>
           <w:tcPr>
-            <w:tcW w:type="dxa" w:w="3324"/>
+            <w:tcW w:type="dxa" w:w="680"/>
           </w:tcPr>
           <w:p>
             <w:pPr>
@@ -2399,7 +2414,7 @@
         </w:tc>
         <w:tc>
           <w:tcPr>
-            <w:tcW w:type="dxa" w:w="3324"/>
+            <w:tcW w:type="dxa" w:w="4536"/>
           </w:tcPr>
           <w:p>
             <w:pPr>
@@ -2418,7 +2433,7 @@
         </w:tc>
         <w:tc>
           <w:tcPr>
-            <w:tcW w:type="dxa" w:w="3324"/>
+            <w:tcW w:type="dxa" w:w="4252"/>
           </w:tcPr>
           <w:p>
             <w:pPr>
@@ -2438,7 +2453,7 @@
       <w:tr>
         <w:tc>
           <w:tcPr>
-            <w:tcW w:type="dxa" w:w="3324"/>
+            <w:tcW w:type="dxa" w:w="680"/>
           </w:tcPr>
           <w:p>
             <w:pPr>
@@ -2457,7 +2472,7 @@
         </w:tc>
         <w:tc>
           <w:tcPr>
-            <w:tcW w:type="dxa" w:w="3324"/>
+            <w:tcW w:type="dxa" w:w="4536"/>
           </w:tcPr>
           <w:p>
             <w:pPr>
@@ -2476,7 +2491,7 @@
         </w:tc>
         <w:tc>
           <w:tcPr>
-            <w:tcW w:type="dxa" w:w="3324"/>
+            <w:tcW w:type="dxa" w:w="4252"/>
           </w:tcPr>
           <w:p>
             <w:pPr>
@@ -2496,7 +2511,7 @@
       <w:tr>
         <w:tc>
           <w:tcPr>
-            <w:tcW w:type="dxa" w:w="3324"/>
+            <w:tcW w:type="dxa" w:w="680"/>
           </w:tcPr>
           <w:p>
             <w:pPr>
@@ -2515,7 +2530,7 @@
         </w:tc>
         <w:tc>
           <w:tcPr>
-            <w:tcW w:type="dxa" w:w="3324"/>
+            <w:tcW w:type="dxa" w:w="4536"/>
           </w:tcPr>
           <w:p>
             <w:pPr>
@@ -2534,7 +2549,7 @@
         </w:tc>
         <w:tc>
           <w:tcPr>
-            <w:tcW w:type="dxa" w:w="3324"/>
+            <w:tcW w:type="dxa" w:w="4252"/>
           </w:tcPr>
           <w:p>
             <w:pPr>
@@ -2554,7 +2569,7 @@
       <w:tr>
         <w:tc>
           <w:tcPr>
-            <w:tcW w:type="dxa" w:w="3324"/>
+            <w:tcW w:type="dxa" w:w="680"/>
           </w:tcPr>
           <w:p>
             <w:pPr>
@@ -2573,7 +2588,7 @@
         </w:tc>
         <w:tc>
           <w:tcPr>
-            <w:tcW w:type="dxa" w:w="3324"/>
+            <w:tcW w:type="dxa" w:w="4536"/>
           </w:tcPr>
           <w:p>
             <w:pPr>
@@ -2592,7 +2607,7 @@
         </w:tc>
         <w:tc>
           <w:tcPr>
-            <w:tcW w:type="dxa" w:w="3324"/>
+            <w:tcW w:type="dxa" w:w="4252"/>
           </w:tcPr>
           <w:p>
             <w:pPr>
@@ -2612,7 +2627,7 @@
       <w:tr>
         <w:tc>
           <w:tcPr>
-            <w:tcW w:type="dxa" w:w="3324"/>
+            <w:tcW w:type="dxa" w:w="680"/>
           </w:tcPr>
           <w:p>
             <w:pPr>
@@ -2631,7 +2646,7 @@
         </w:tc>
         <w:tc>
           <w:tcPr>
-            <w:tcW w:type="dxa" w:w="3324"/>
+            <w:tcW w:type="dxa" w:w="4536"/>
           </w:tcPr>
           <w:p>
             <w:pPr>
@@ -2650,7 +2665,7 @@
         </w:tc>
         <w:tc>
           <w:tcPr>
-            <w:tcW w:type="dxa" w:w="3324"/>
+            <w:tcW w:type="dxa" w:w="4252"/>
           </w:tcPr>
           <w:p>
             <w:pPr>
@@ -2670,7 +2685,7 @@
       <w:tr>
         <w:tc>
           <w:tcPr>
-            <w:tcW w:type="dxa" w:w="3324"/>
+            <w:tcW w:type="dxa" w:w="680"/>
           </w:tcPr>
           <w:p>
             <w:pPr>
@@ -2689,7 +2704,7 @@
         </w:tc>
         <w:tc>
           <w:tcPr>
-            <w:tcW w:type="dxa" w:w="3324"/>
+            <w:tcW w:type="dxa" w:w="4536"/>
           </w:tcPr>
           <w:p>
             <w:pPr>
@@ -2708,7 +2723,7 @@
         </w:tc>
         <w:tc>
           <w:tcPr>
-            <w:tcW w:type="dxa" w:w="3324"/>
+            <w:tcW w:type="dxa" w:w="4252"/>
           </w:tcPr>
           <w:p>
             <w:pPr>
@@ -2728,7 +2743,7 @@
       <w:tr>
         <w:tc>
           <w:tcPr>
-            <w:tcW w:type="dxa" w:w="3324"/>
+            <w:tcW w:type="dxa" w:w="680"/>
           </w:tcPr>
           <w:p>
             <w:pPr>
@@ -2747,7 +2762,7 @@
         </w:tc>
         <w:tc>
           <w:tcPr>
-            <w:tcW w:type="dxa" w:w="3324"/>
+            <w:tcW w:type="dxa" w:w="4536"/>
           </w:tcPr>
           <w:p>
             <w:pPr>
@@ -2766,7 +2781,7 @@
         </w:tc>
         <w:tc>
           <w:tcPr>
-            <w:tcW w:type="dxa" w:w="3324"/>
+            <w:tcW w:type="dxa" w:w="4252"/>
           </w:tcPr>
           <w:p>
             <w:pPr>
@@ -2786,7 +2801,7 @@
       <w:tr>
         <w:tc>
           <w:tcPr>
-            <w:tcW w:type="dxa" w:w="3324"/>
+            <w:tcW w:type="dxa" w:w="680"/>
           </w:tcPr>
           <w:p>
             <w:pPr>
@@ -2805,7 +2820,7 @@
         </w:tc>
         <w:tc>
           <w:tcPr>
-            <w:tcW w:type="dxa" w:w="3324"/>
+            <w:tcW w:type="dxa" w:w="4536"/>
           </w:tcPr>
           <w:p>
             <w:pPr>
@@ -2824,7 +2839,7 @@
         </w:tc>
         <w:tc>
           <w:tcPr>
-            <w:tcW w:type="dxa" w:w="3324"/>
+            <w:tcW w:type="dxa" w:w="4252"/>
           </w:tcPr>
           <w:p>
             <w:pPr>
@@ -2844,7 +2859,7 @@
       <w:tr>
         <w:tc>
           <w:tcPr>
-            <w:tcW w:type="dxa" w:w="3324"/>
+            <w:tcW w:type="dxa" w:w="680"/>
           </w:tcPr>
           <w:p>
             <w:pPr>
@@ -2863,7 +2878,7 @@
         </w:tc>
         <w:tc>
           <w:tcPr>
-            <w:tcW w:type="dxa" w:w="3324"/>
+            <w:tcW w:type="dxa" w:w="4536"/>
           </w:tcPr>
           <w:p>
             <w:pPr>
@@ -2882,7 +2897,7 @@
         </w:tc>
         <w:tc>
           <w:tcPr>
-            <w:tcW w:type="dxa" w:w="3324"/>
+            <w:tcW w:type="dxa" w:w="4252"/>
           </w:tcPr>
           <w:p>
             <w:pPr>
@@ -2902,7 +2917,7 @@
       <w:tr>
         <w:tc>
           <w:tcPr>
-            <w:tcW w:type="dxa" w:w="3324"/>
+            <w:tcW w:type="dxa" w:w="680"/>
           </w:tcPr>
           <w:p>
             <w:pPr>
@@ -2921,7 +2936,7 @@
         </w:tc>
         <w:tc>
           <w:tcPr>
-            <w:tcW w:type="dxa" w:w="3324"/>
+            <w:tcW w:type="dxa" w:w="4536"/>
           </w:tcPr>
           <w:p>
             <w:pPr>
@@ -2940,7 +2955,7 @@
         </w:tc>
         <w:tc>
           <w:tcPr>
-            <w:tcW w:type="dxa" w:w="3324"/>
+            <w:tcW w:type="dxa" w:w="4252"/>
           </w:tcPr>
           <w:p>
             <w:pPr>
@@ -2960,7 +2975,7 @@
       <w:tr>
         <w:tc>
           <w:tcPr>
-            <w:tcW w:type="dxa" w:w="3324"/>
+            <w:tcW w:type="dxa" w:w="680"/>
           </w:tcPr>
           <w:p>
             <w:pPr>
@@ -2979,7 +2994,7 @@
         </w:tc>
         <w:tc>
           <w:tcPr>
-            <w:tcW w:type="dxa" w:w="3324"/>
+            <w:tcW w:type="dxa" w:w="4536"/>
           </w:tcPr>
           <w:p>
             <w:pPr>
@@ -2998,7 +3013,7 @@
         </w:tc>
         <w:tc>
           <w:tcPr>
-            <w:tcW w:type="dxa" w:w="3324"/>
+            <w:tcW w:type="dxa" w:w="4252"/>
           </w:tcPr>
           <w:p>
             <w:pPr>
@@ -3018,7 +3033,7 @@
       <w:tr>
         <w:tc>
           <w:tcPr>
-            <w:tcW w:type="dxa" w:w="3324"/>
+            <w:tcW w:type="dxa" w:w="680"/>
           </w:tcPr>
           <w:p>
             <w:pPr>
@@ -3037,7 +3052,7 @@
         </w:tc>
         <w:tc>
           <w:tcPr>
-            <w:tcW w:type="dxa" w:w="3324"/>
+            <w:tcW w:type="dxa" w:w="4536"/>
           </w:tcPr>
           <w:p>
             <w:pPr>
@@ -3056,7 +3071,7 @@
         </w:tc>
         <w:tc>
           <w:tcPr>
-            <w:tcW w:type="dxa" w:w="3324"/>
+            <w:tcW w:type="dxa" w:w="4252"/>
           </w:tcPr>
           <w:p>
             <w:pPr>
@@ -3076,7 +3091,7 @@
       <w:tr>
         <w:tc>
           <w:tcPr>
-            <w:tcW w:type="dxa" w:w="3324"/>
+            <w:tcW w:type="dxa" w:w="680"/>
           </w:tcPr>
           <w:p>
             <w:pPr>
@@ -3095,7 +3110,7 @@
         </w:tc>
         <w:tc>
           <w:tcPr>
-            <w:tcW w:type="dxa" w:w="3324"/>
+            <w:tcW w:type="dxa" w:w="4536"/>
           </w:tcPr>
           <w:p>
             <w:pPr>
@@ -3114,7 +3129,7 @@
         </w:tc>
         <w:tc>
           <w:tcPr>
-            <w:tcW w:type="dxa" w:w="3324"/>
+            <w:tcW w:type="dxa" w:w="4252"/>
           </w:tcPr>
           <w:p>
             <w:pPr>
@@ -3134,7 +3149,7 @@
       <w:tr>
         <w:tc>
           <w:tcPr>
-            <w:tcW w:type="dxa" w:w="3324"/>
+            <w:tcW w:type="dxa" w:w="680"/>
           </w:tcPr>
           <w:p>
             <w:pPr>
@@ -3153,7 +3168,7 @@
         </w:tc>
         <w:tc>
           <w:tcPr>
-            <w:tcW w:type="dxa" w:w="3324"/>
+            <w:tcW w:type="dxa" w:w="4536"/>
           </w:tcPr>
           <w:p>
             <w:pPr>
@@ -3172,7 +3187,7 @@
         </w:tc>
         <w:tc>
           <w:tcPr>
-            <w:tcW w:type="dxa" w:w="3324"/>
+            <w:tcW w:type="dxa" w:w="4252"/>
           </w:tcPr>
           <w:p>
             <w:pPr>
@@ -3192,7 +3207,7 @@
       <w:tr>
         <w:tc>
           <w:tcPr>
-            <w:tcW w:type="dxa" w:w="3324"/>
+            <w:tcW w:type="dxa" w:w="680"/>
           </w:tcPr>
           <w:p>
             <w:pPr>
@@ -3211,7 +3226,7 @@
         </w:tc>
         <w:tc>
           <w:tcPr>
-            <w:tcW w:type="dxa" w:w="3324"/>
+            <w:tcW w:type="dxa" w:w="4536"/>
           </w:tcPr>
           <w:p>
             <w:pPr>
@@ -3230,7 +3245,7 @@
         </w:tc>
         <w:tc>
           <w:tcPr>
-            <w:tcW w:type="dxa" w:w="3324"/>
+            <w:tcW w:type="dxa" w:w="4252"/>
           </w:tcPr>
           <w:p>
             <w:pPr>
@@ -3250,7 +3265,7 @@
       <w:tr>
         <w:tc>
           <w:tcPr>
-            <w:tcW w:type="dxa" w:w="3324"/>
+            <w:tcW w:type="dxa" w:w="680"/>
           </w:tcPr>
           <w:p>
             <w:pPr>
@@ -3269,7 +3284,7 @@
         </w:tc>
         <w:tc>
           <w:tcPr>
-            <w:tcW w:type="dxa" w:w="3324"/>
+            <w:tcW w:type="dxa" w:w="4536"/>
           </w:tcPr>
           <w:p>
             <w:pPr>
@@ -3288,7 +3303,7 @@
         </w:tc>
         <w:tc>
           <w:tcPr>
-            <w:tcW w:type="dxa" w:w="3324"/>
+            <w:tcW w:type="dxa" w:w="4252"/>
           </w:tcPr>
           <w:p>
             <w:pPr>
@@ -3308,7 +3323,7 @@
       <w:tr>
         <w:tc>
           <w:tcPr>
-            <w:tcW w:type="dxa" w:w="3324"/>
+            <w:tcW w:type="dxa" w:w="680"/>
           </w:tcPr>
           <w:p>
             <w:pPr>
@@ -3327,7 +3342,7 @@
         </w:tc>
         <w:tc>
           <w:tcPr>
-            <w:tcW w:type="dxa" w:w="3324"/>
+            <w:tcW w:type="dxa" w:w="4536"/>
           </w:tcPr>
           <w:p>
             <w:pPr>
@@ -3346,7 +3361,7 @@
         </w:tc>
         <w:tc>
           <w:tcPr>
-            <w:tcW w:type="dxa" w:w="3324"/>
+            <w:tcW w:type="dxa" w:w="4252"/>
           </w:tcPr>
           <w:p>
             <w:pPr>
@@ -3366,7 +3381,7 @@
       <w:tr>
         <w:tc>
           <w:tcPr>
-            <w:tcW w:type="dxa" w:w="3324"/>
+            <w:tcW w:type="dxa" w:w="680"/>
           </w:tcPr>
           <w:p>
             <w:pPr>
@@ -3385,7 +3400,7 @@
         </w:tc>
         <w:tc>
           <w:tcPr>
-            <w:tcW w:type="dxa" w:w="3324"/>
+            <w:tcW w:type="dxa" w:w="4536"/>
           </w:tcPr>
           <w:p>
             <w:pPr>
@@ -3404,7 +3419,7 @@
         </w:tc>
         <w:tc>
           <w:tcPr>
-            <w:tcW w:type="dxa" w:w="3324"/>
+            <w:tcW w:type="dxa" w:w="4252"/>
           </w:tcPr>
           <w:p>
             <w:pPr>
@@ -3424,7 +3439,7 @@
       <w:tr>
         <w:tc>
           <w:tcPr>
-            <w:tcW w:type="dxa" w:w="3324"/>
+            <w:tcW w:type="dxa" w:w="680"/>
           </w:tcPr>
           <w:p>
             <w:pPr>
@@ -3443,7 +3458,7 @@
         </w:tc>
         <w:tc>
           <w:tcPr>
-            <w:tcW w:type="dxa" w:w="3324"/>
+            <w:tcW w:type="dxa" w:w="4536"/>
           </w:tcPr>
           <w:p>
             <w:pPr>
@@ -3462,7 +3477,7 @@
         </w:tc>
         <w:tc>
           <w:tcPr>
-            <w:tcW w:type="dxa" w:w="3324"/>
+            <w:tcW w:type="dxa" w:w="4252"/>
           </w:tcPr>
           <w:p>
             <w:pPr>
@@ -3482,7 +3497,7 @@
       <w:tr>
         <w:tc>
           <w:tcPr>
-            <w:tcW w:type="dxa" w:w="3324"/>
+            <w:tcW w:type="dxa" w:w="680"/>
           </w:tcPr>
           <w:p>
             <w:pPr>
@@ -3501,7 +3516,7 @@
         </w:tc>
         <w:tc>
           <w:tcPr>
-            <w:tcW w:type="dxa" w:w="3324"/>
+            <w:tcW w:type="dxa" w:w="4536"/>
           </w:tcPr>
           <w:p>
             <w:pPr>
@@ -3520,7 +3535,7 @@
         </w:tc>
         <w:tc>
           <w:tcPr>
-            <w:tcW w:type="dxa" w:w="3324"/>
+            <w:tcW w:type="dxa" w:w="4252"/>
           </w:tcPr>
           <w:p>
             <w:pPr>
@@ -3540,7 +3555,7 @@
       <w:tr>
         <w:tc>
           <w:tcPr>
-            <w:tcW w:type="dxa" w:w="3324"/>
+            <w:tcW w:type="dxa" w:w="680"/>
           </w:tcPr>
           <w:p>
             <w:pPr>
@@ -3559,7 +3574,7 @@
         </w:tc>
         <w:tc>
           <w:tcPr>
-            <w:tcW w:type="dxa" w:w="3324"/>
+            <w:tcW w:type="dxa" w:w="4536"/>
           </w:tcPr>
           <w:p>
             <w:pPr>
@@ -3578,7 +3593,7 @@
         </w:tc>
         <w:tc>
           <w:tcPr>
-            <w:tcW w:type="dxa" w:w="3324"/>
+            <w:tcW w:type="dxa" w:w="4252"/>
           </w:tcPr>
           <w:p>
             <w:pPr>
@@ -3598,7 +3613,7 @@
       <w:tr>
         <w:tc>
           <w:tcPr>
-            <w:tcW w:type="dxa" w:w="3324"/>
+            <w:tcW w:type="dxa" w:w="680"/>
           </w:tcPr>
           <w:p>
             <w:pPr>
@@ -3617,7 +3632,7 @@
         </w:tc>
         <w:tc>
           <w:tcPr>
-            <w:tcW w:type="dxa" w:w="3324"/>
+            <w:tcW w:type="dxa" w:w="4536"/>
           </w:tcPr>
           <w:p>
             <w:pPr>
@@ -3636,7 +3651,7 @@
         </w:tc>
         <w:tc>
           <w:tcPr>
-            <w:tcW w:type="dxa" w:w="3324"/>
+            <w:tcW w:type="dxa" w:w="4252"/>
           </w:tcPr>
           <w:p>
             <w:pPr>
@@ -3656,7 +3671,7 @@
       <w:tr>
         <w:tc>
           <w:tcPr>
-            <w:tcW w:type="dxa" w:w="3324"/>
+            <w:tcW w:type="dxa" w:w="680"/>
           </w:tcPr>
           <w:p>
             <w:pPr>
@@ -3675,7 +3690,7 @@
         </w:tc>
         <w:tc>
           <w:tcPr>
-            <w:tcW w:type="dxa" w:w="3324"/>
+            <w:tcW w:type="dxa" w:w="4536"/>
           </w:tcPr>
           <w:p>
             <w:pPr>
@@ -3694,7 +3709,7 @@
         </w:tc>
         <w:tc>
           <w:tcPr>
-            <w:tcW w:type="dxa" w:w="3324"/>
+            <w:tcW w:type="dxa" w:w="4252"/>
           </w:tcPr>
           <w:p>
             <w:pPr>
@@ -3714,7 +3729,7 @@
       <w:tr>
         <w:tc>
           <w:tcPr>
-            <w:tcW w:type="dxa" w:w="3324"/>
+            <w:tcW w:type="dxa" w:w="680"/>
           </w:tcPr>
           <w:p>
             <w:pPr>
@@ -3733,7 +3748,7 @@
         </w:tc>
         <w:tc>
           <w:tcPr>
-            <w:tcW w:type="dxa" w:w="3324"/>
+            <w:tcW w:type="dxa" w:w="4536"/>
           </w:tcPr>
           <w:p>
             <w:pPr>
@@ -3752,7 +3767,7 @@
         </w:tc>
         <w:tc>
           <w:tcPr>
-            <w:tcW w:type="dxa" w:w="3324"/>
+            <w:tcW w:type="dxa" w:w="4252"/>
           </w:tcPr>
           <w:p>
             <w:pPr>
@@ -3772,7 +3787,7 @@
       <w:tr>
         <w:tc>
           <w:tcPr>
-            <w:tcW w:type="dxa" w:w="3324"/>
+            <w:tcW w:type="dxa" w:w="680"/>
           </w:tcPr>
           <w:p>
             <w:pPr>
@@ -3791,7 +3806,7 @@
         </w:tc>
         <w:tc>
           <w:tcPr>
-            <w:tcW w:type="dxa" w:w="3324"/>
+            <w:tcW w:type="dxa" w:w="4536"/>
           </w:tcPr>
           <w:p>
             <w:pPr>
@@ -3810,7 +3825,7 @@
         </w:tc>
         <w:tc>
           <w:tcPr>
-            <w:tcW w:type="dxa" w:w="3324"/>
+            <w:tcW w:type="dxa" w:w="4252"/>
           </w:tcPr>
           <w:p>
             <w:pPr>
@@ -3830,7 +3845,7 @@
       <w:tr>
         <w:tc>
           <w:tcPr>
-            <w:tcW w:type="dxa" w:w="3324"/>
+            <w:tcW w:type="dxa" w:w="680"/>
           </w:tcPr>
           <w:p>
             <w:pPr>
@@ -3849,7 +3864,7 @@
         </w:tc>
         <w:tc>
           <w:tcPr>
-            <w:tcW w:type="dxa" w:w="3324"/>
+            <w:tcW w:type="dxa" w:w="4536"/>
           </w:tcPr>
           <w:p>
             <w:pPr>
@@ -3868,7 +3883,7 @@
         </w:tc>
         <w:tc>
           <w:tcPr>
-            <w:tcW w:type="dxa" w:w="3324"/>
+            <w:tcW w:type="dxa" w:w="4252"/>
           </w:tcPr>
           <w:p>
             <w:pPr>
@@ -3888,7 +3903,7 @@
       <w:tr>
         <w:tc>
           <w:tcPr>
-            <w:tcW w:type="dxa" w:w="3324"/>
+            <w:tcW w:type="dxa" w:w="680"/>
           </w:tcPr>
           <w:p>
             <w:pPr>
@@ -3907,7 +3922,7 @@
         </w:tc>
         <w:tc>
           <w:tcPr>
-            <w:tcW w:type="dxa" w:w="3324"/>
+            <w:tcW w:type="dxa" w:w="4536"/>
           </w:tcPr>
           <w:p>
             <w:pPr>
@@ -3926,7 +3941,7 @@
         </w:tc>
         <w:tc>
           <w:tcPr>
-            <w:tcW w:type="dxa" w:w="3324"/>
+            <w:tcW w:type="dxa" w:w="4252"/>
           </w:tcPr>
           <w:p>
             <w:pPr>
@@ -3946,7 +3961,7 @@
       <w:tr>
         <w:tc>
           <w:tcPr>
-            <w:tcW w:type="dxa" w:w="3324"/>
+            <w:tcW w:type="dxa" w:w="680"/>
           </w:tcPr>
           <w:p>
             <w:pPr>
@@ -3965,7 +3980,7 @@
         </w:tc>
         <w:tc>
           <w:tcPr>
-            <w:tcW w:type="dxa" w:w="3324"/>
+            <w:tcW w:type="dxa" w:w="4536"/>
           </w:tcPr>
           <w:p>
             <w:pPr>
@@ -3984,7 +3999,7 @@
         </w:tc>
         <w:tc>
           <w:tcPr>
-            <w:tcW w:type="dxa" w:w="3324"/>
+            <w:tcW w:type="dxa" w:w="4252"/>
           </w:tcPr>
           <w:p>
             <w:pPr>
@@ -4004,7 +4019,7 @@
       <w:tr>
         <w:tc>
           <w:tcPr>
-            <w:tcW w:type="dxa" w:w="3324"/>
+            <w:tcW w:type="dxa" w:w="680"/>
           </w:tcPr>
           <w:p>
             <w:pPr>
@@ -4023,7 +4038,7 @@
         </w:tc>
         <w:tc>
           <w:tcPr>
-            <w:tcW w:type="dxa" w:w="3324"/>
+            <w:tcW w:type="dxa" w:w="4536"/>
           </w:tcPr>
           <w:p>
             <w:pPr>
@@ -4042,7 +4057,7 @@
         </w:tc>
         <w:tc>
           <w:tcPr>
-            <w:tcW w:type="dxa" w:w="3324"/>
+            <w:tcW w:type="dxa" w:w="4252"/>
           </w:tcPr>
           <w:p>
             <w:pPr>
@@ -4062,7 +4077,7 @@
       <w:tr>
         <w:tc>
           <w:tcPr>
-            <w:tcW w:type="dxa" w:w="3324"/>
+            <w:tcW w:type="dxa" w:w="680"/>
           </w:tcPr>
           <w:p>
             <w:pPr>
@@ -4081,7 +4096,7 @@
         </w:tc>
         <w:tc>
           <w:tcPr>
-            <w:tcW w:type="dxa" w:w="3324"/>
+            <w:tcW w:type="dxa" w:w="4536"/>
           </w:tcPr>
           <w:p>
             <w:pPr>
@@ -4100,7 +4115,7 @@
         </w:tc>
         <w:tc>
           <w:tcPr>
-            <w:tcW w:type="dxa" w:w="3324"/>
+            <w:tcW w:type="dxa" w:w="4252"/>
           </w:tcPr>
           <w:p>
             <w:pPr>
@@ -4120,7 +4135,7 @@
       <w:tr>
         <w:tc>
           <w:tcPr>
-            <w:tcW w:type="dxa" w:w="3324"/>
+            <w:tcW w:type="dxa" w:w="680"/>
           </w:tcPr>
           <w:p>
             <w:pPr>
@@ -4139,7 +4154,7 @@
         </w:tc>
         <w:tc>
           <w:tcPr>
-            <w:tcW w:type="dxa" w:w="3324"/>
+            <w:tcW w:type="dxa" w:w="4536"/>
           </w:tcPr>
           <w:p>
             <w:pPr>
@@ -4158,7 +4173,7 @@
         </w:tc>
         <w:tc>
           <w:tcPr>
-            <w:tcW w:type="dxa" w:w="3324"/>
+            <w:tcW w:type="dxa" w:w="4252"/>
           </w:tcPr>
           <w:p>
             <w:pPr>
@@ -4178,7 +4193,7 @@
       <w:tr>
         <w:tc>
           <w:tcPr>
-            <w:tcW w:type="dxa" w:w="3324"/>
+            <w:tcW w:type="dxa" w:w="680"/>
           </w:tcPr>
           <w:p>
             <w:pPr>
@@ -4197,7 +4212,7 @@
         </w:tc>
         <w:tc>
           <w:tcPr>
-            <w:tcW w:type="dxa" w:w="3324"/>
+            <w:tcW w:type="dxa" w:w="4536"/>
           </w:tcPr>
           <w:p>
             <w:pPr>
@@ -4216,7 +4231,7 @@
         </w:tc>
         <w:tc>
           <w:tcPr>
-            <w:tcW w:type="dxa" w:w="3324"/>
+            <w:tcW w:type="dxa" w:w="4252"/>
           </w:tcPr>
           <w:p>
             <w:pPr>
@@ -4236,7 +4251,7 @@
       <w:tr>
         <w:tc>
           <w:tcPr>
-            <w:tcW w:type="dxa" w:w="3324"/>
+            <w:tcW w:type="dxa" w:w="680"/>
           </w:tcPr>
           <w:p>
             <w:pPr>
@@ -4255,7 +4270,7 @@
         </w:tc>
         <w:tc>
           <w:tcPr>
-            <w:tcW w:type="dxa" w:w="3324"/>
+            <w:tcW w:type="dxa" w:w="4536"/>
           </w:tcPr>
           <w:p>
             <w:pPr>
@@ -4274,7 +4289,7 @@
         </w:tc>
         <w:tc>
           <w:tcPr>
-            <w:tcW w:type="dxa" w:w="3324"/>
+            <w:tcW w:type="dxa" w:w="4252"/>
           </w:tcPr>
           <w:p>
             <w:pPr>
@@ -4294,7 +4309,7 @@
       <w:tr>
         <w:tc>
           <w:tcPr>
-            <w:tcW w:type="dxa" w:w="3324"/>
+            <w:tcW w:type="dxa" w:w="680"/>
           </w:tcPr>
           <w:p>
             <w:pPr>
@@ -4313,7 +4328,7 @@
         </w:tc>
         <w:tc>
           <w:tcPr>
-            <w:tcW w:type="dxa" w:w="3324"/>
+            <w:tcW w:type="dxa" w:w="4536"/>
           </w:tcPr>
           <w:p>
             <w:pPr>
@@ -4332,7 +4347,7 @@
         </w:tc>
         <w:tc>
           <w:tcPr>
-            <w:tcW w:type="dxa" w:w="3324"/>
+            <w:tcW w:type="dxa" w:w="4252"/>
           </w:tcPr>
           <w:p>
             <w:pPr>
@@ -4352,7 +4367,7 @@
       <w:tr>
         <w:tc>
           <w:tcPr>
-            <w:tcW w:type="dxa" w:w="3324"/>
+            <w:tcW w:type="dxa" w:w="680"/>
           </w:tcPr>
           <w:p>
             <w:pPr>
@@ -4371,7 +4386,7 @@
         </w:tc>
         <w:tc>
           <w:tcPr>
-            <w:tcW w:type="dxa" w:w="3324"/>
+            <w:tcW w:type="dxa" w:w="4536"/>
           </w:tcPr>
           <w:p>
             <w:pPr>
@@ -4390,7 +4405,7 @@
         </w:tc>
         <w:tc>
           <w:tcPr>
-            <w:tcW w:type="dxa" w:w="3324"/>
+            <w:tcW w:type="dxa" w:w="4252"/>
           </w:tcPr>
           <w:p>
             <w:pPr>
@@ -4410,7 +4425,7 @@
       <w:tr>
         <w:tc>
           <w:tcPr>
-            <w:tcW w:type="dxa" w:w="3324"/>
+            <w:tcW w:type="dxa" w:w="680"/>
           </w:tcPr>
           <w:p>
             <w:pPr>
@@ -4429,7 +4444,7 @@
         </w:tc>
         <w:tc>
           <w:tcPr>
-            <w:tcW w:type="dxa" w:w="3324"/>
+            <w:tcW w:type="dxa" w:w="4536"/>
           </w:tcPr>
           <w:p>
             <w:pPr>
@@ -4448,7 +4463,7 @@
         </w:tc>
         <w:tc>
           <w:tcPr>
-            <w:tcW w:type="dxa" w:w="3324"/>
+            <w:tcW w:type="dxa" w:w="4252"/>
           </w:tcPr>
           <w:p>
             <w:pPr>
@@ -4468,7 +4483,7 @@
       <w:tr>
         <w:tc>
           <w:tcPr>
-            <w:tcW w:type="dxa" w:w="3324"/>
+            <w:tcW w:type="dxa" w:w="680"/>
           </w:tcPr>
           <w:p>
             <w:pPr>
@@ -4487,7 +4502,7 @@
         </w:tc>
         <w:tc>
           <w:tcPr>
-            <w:tcW w:type="dxa" w:w="3324"/>
+            <w:tcW w:type="dxa" w:w="4536"/>
           </w:tcPr>
           <w:p>
             <w:pPr>
@@ -4506,7 +4521,7 @@
         </w:tc>
         <w:tc>
           <w:tcPr>
-            <w:tcW w:type="dxa" w:w="3324"/>
+            <w:tcW w:type="dxa" w:w="4252"/>
           </w:tcPr>
           <w:p>
             <w:pPr>
@@ -4526,7 +4541,7 @@
       <w:tr>
         <w:tc>
           <w:tcPr>
-            <w:tcW w:type="dxa" w:w="3324"/>
+            <w:tcW w:type="dxa" w:w="680"/>
           </w:tcPr>
           <w:p>
             <w:pPr>
@@ -4545,7 +4560,7 @@
         </w:tc>
         <w:tc>
           <w:tcPr>
-            <w:tcW w:type="dxa" w:w="3324"/>
+            <w:tcW w:type="dxa" w:w="4536"/>
           </w:tcPr>
           <w:p>
             <w:pPr>
@@ -4564,7 +4579,7 @@
         </w:tc>
         <w:tc>
           <w:tcPr>
-            <w:tcW w:type="dxa" w:w="3324"/>
+            <w:tcW w:type="dxa" w:w="4252"/>
           </w:tcPr>
           <w:p>
             <w:pPr>
@@ -4584,7 +4599,7 @@
       <w:tr>
         <w:tc>
           <w:tcPr>
-            <w:tcW w:type="dxa" w:w="3324"/>
+            <w:tcW w:type="dxa" w:w="680"/>
           </w:tcPr>
           <w:p>
             <w:pPr>
@@ -4603,7 +4618,7 @@
         </w:tc>
         <w:tc>
           <w:tcPr>
-            <w:tcW w:type="dxa" w:w="3324"/>
+            <w:tcW w:type="dxa" w:w="4536"/>
           </w:tcPr>
           <w:p>
             <w:pPr>
@@ -4622,7 +4637,7 @@
         </w:tc>
         <w:tc>
           <w:tcPr>
-            <w:tcW w:type="dxa" w:w="3324"/>
+            <w:tcW w:type="dxa" w:w="4252"/>
           </w:tcPr>
           <w:p>
             <w:pPr>
@@ -4642,7 +4657,7 @@
       <w:tr>
         <w:tc>
           <w:tcPr>
-            <w:tcW w:type="dxa" w:w="3324"/>
+            <w:tcW w:type="dxa" w:w="680"/>
           </w:tcPr>
           <w:p>
             <w:pPr>
@@ -4661,7 +4676,7 @@
         </w:tc>
         <w:tc>
           <w:tcPr>
-            <w:tcW w:type="dxa" w:w="3324"/>
+            <w:tcW w:type="dxa" w:w="4536"/>
           </w:tcPr>
           <w:p>
             <w:pPr>
@@ -4680,7 +4695,7 @@
         </w:tc>
         <w:tc>
           <w:tcPr>
-            <w:tcW w:type="dxa" w:w="3324"/>
+            <w:tcW w:type="dxa" w:w="4252"/>
           </w:tcPr>
           <w:p>
             <w:pPr>
@@ -4700,7 +4715,7 @@
       <w:tr>
         <w:tc>
           <w:tcPr>
-            <w:tcW w:type="dxa" w:w="3324"/>
+            <w:tcW w:type="dxa" w:w="680"/>
           </w:tcPr>
           <w:p>
             <w:pPr>
@@ -4719,7 +4734,7 @@
         </w:tc>
         <w:tc>
           <w:tcPr>
-            <w:tcW w:type="dxa" w:w="3324"/>
+            <w:tcW w:type="dxa" w:w="4536"/>
           </w:tcPr>
           <w:p>
             <w:pPr>
@@ -4738,7 +4753,7 @@
         </w:tc>
         <w:tc>
           <w:tcPr>
-            <w:tcW w:type="dxa" w:w="3324"/>
+            <w:tcW w:type="dxa" w:w="4252"/>
           </w:tcPr>
           <w:p>
             <w:pPr>
@@ -4758,7 +4773,7 @@
       <w:tr>
         <w:tc>
           <w:tcPr>
-            <w:tcW w:type="dxa" w:w="3324"/>
+            <w:tcW w:type="dxa" w:w="680"/>
           </w:tcPr>
           <w:p>
             <w:pPr>
@@ -4777,7 +4792,7 @@
         </w:tc>
         <w:tc>
           <w:tcPr>
-            <w:tcW w:type="dxa" w:w="3324"/>
+            <w:tcW w:type="dxa" w:w="4536"/>
           </w:tcPr>
           <w:p>
             <w:pPr>
@@ -4796,7 +4811,7 @@
         </w:tc>
         <w:tc>
           <w:tcPr>
-            <w:tcW w:type="dxa" w:w="3324"/>
+            <w:tcW w:type="dxa" w:w="4252"/>
           </w:tcPr>
           <w:p>
             <w:pPr>
@@ -5206,6 +5221,7 @@
                 <w:i w:val="0"/>
                 <w:sz w:val="22"/>
               </w:rPr>
+              <w:t>Case study - prezentacja oprogramowania (ostatnie 4 zajęcia).; Ćwiczenia / Laboratorium/Lektorat:; Rozwiązywanie zadań w Google Colab (pierwsze 10 zajęć).; Projekt zespołowy (ostatnie 5 zajęć).; Laboratorium oraz Projekt; Kryteria oceny; Ocena zadań laboratoryjnych; Prezentacja projektu zespołowego w trakcie sesji posterowej, jakość kodu i dokumentacji. 50% laboratorium, 50% projekt.; Skala ocen; 51%-60%3; 61%-70%3,5; 71%-80%4; 81%-90%4,5; 91%-100%5</w:t>
             </w:r>
           </w:p>
         </w:tc>
@@ -5263,6 +5279,7 @@
                 <w:i w:val="0"/>
                 <w:sz w:val="22"/>
               </w:rPr>
+              <w:t>Case study - prezentacja oprogramowania (ostatnie 4 zajęcia).; Ćwiczenia / Laboratorium/Lektorat:; Rozwiązywanie zadań w Google Colab (pierwsze 10 zajęć).; Projekt zespołowy (ostatnie 5 zajęć).; Laboratorium oraz Projekt; Kryteria oceny; Ocena zadań laboratoryjnych; Prezentacja projektu zespołowego w trakcie sesji posterowej, jakość kodu i dokumentacji. 50% laboratorium, 50% projekt.; Skala ocen; 51%-60%3; 61%-70%3,5; 71%-80%4; 81%-90%4,5; 91%-100%5</w:t>
             </w:r>
           </w:p>
         </w:tc>
@@ -5320,6 +5337,7 @@
                 <w:i w:val="0"/>
                 <w:sz w:val="22"/>
               </w:rPr>
+              <w:t>Case study - prezentacja oprogramowania (ostatnie 4 zajęcia).; Ćwiczenia / Laboratorium/Lektorat:; Rozwiązywanie zadań w Google Colab (pierwsze 10 zajęć).; Projekt zespołowy (ostatnie 5 zajęć).; Laboratorium oraz Projekt; Kryteria oceny; Ocena zadań laboratoryjnych; Prezentacja projektu zespołowego w trakcie sesji posterowej, jakość kodu i dokumentacji. 50% laboratorium, 50% projekt.; Skala ocen; 51%-60%3; 61%-70%3,5; 71%-80%4; 81%-90%4,5; 91%-100%5</w:t>
             </w:r>
           </w:p>
         </w:tc>
@@ -5377,6 +5395,7 @@
                 <w:i w:val="0"/>
                 <w:sz w:val="22"/>
               </w:rPr>
+              <w:t>Case study - prezentacja oprogramowania (ostatnie 4 zajęcia).; Ćwiczenia / Laboratorium/Lektorat:; Rozwiązywanie zadań w Google Colab (pierwsze 10 zajęć).; Projekt zespołowy (ostatnie 5 zajęć).; Laboratorium oraz Projekt; Kryteria oceny; Ocena zadań laboratoryjnych; Prezentacja projektu zespołowego w trakcie sesji posterowej, jakość kodu i dokumentacji. 50% laboratorium, 50% projekt.; Skala ocen; 51%-60%3; 61%-70%3,5; 71%-80%4; 81%-90%4,5; 91%-100%5</w:t>
             </w:r>
           </w:p>
         </w:tc>
@@ -5540,6 +5559,7 @@
                 <w:i w:val="0"/>
                 <w:sz w:val="22"/>
               </w:rPr>
+              <w:t>Case study - prezentacja oprogramowania (ostatnie 4 zajęcia).; Ćwiczenia / Laboratorium/Lektorat:; Rozwiązywanie zadań w Google Colab (pierwsze 10 zajęć).; Projekt zespołowy (ostatnie 5 zajęć).; Laboratorium oraz Projekt; Kryteria oceny; Ocena zadań laboratoryjnych; Prezentacja projektu zespołowego w trakcie sesji posterowej, jakość kodu i dokumentacji. 50% laboratorium, 50% projekt.; Skala ocen; 51%-60%3; 61%-70%3,5; 71%-80%4; 81%-90%4,5; 91%-100%5</w:t>
             </w:r>
           </w:p>
         </w:tc>
@@ -5598,6 +5618,7 @@
                 <w:i w:val="0"/>
                 <w:sz w:val="22"/>
               </w:rPr>
+              <w:t>Case study - prezentacja oprogramowania (ostatnie 4 zajęcia).; Ćwiczenia / Laboratorium/Lektorat:; Rozwiązywanie zadań w Google Colab (pierwsze 10 zajęć).; Projekt zespołowy (ostatnie 5 zajęć).; Laboratorium oraz Projekt; Kryteria oceny; Ocena zadań laboratoryjnych; Prezentacja projektu zespołowego w trakcie sesji posterowej, jakość kodu i dokumentacji. 50% laboratorium, 50% projekt.; Skala ocen; 51%-60%3; 61%-70%3,5; 71%-80%4; 81%-90%4,5; 91%-100%5</w:t>
             </w:r>
           </w:p>
         </w:tc>
@@ -5761,6 +5782,7 @@
                 <w:i w:val="0"/>
                 <w:sz w:val="22"/>
               </w:rPr>
+              <w:t>Case study - prezentacja oprogramowania (ostatnie 4 zajęcia).; Ćwiczenia / Laboratorium/Lektorat:; Rozwiązywanie zadań w Google Colab (pierwsze 10 zajęć).; Projekt zespołowy (ostatnie 5 zajęć).; Laboratorium oraz Projekt; Kryteria oceny; Ocena zadań laboratoryjnych; Prezentacja projektu zespołowego w trakcie sesji posterowej, jakość kodu i dokumentacji. 50% laboratorium, 50% projekt.; Skala ocen; 51%-60%3; 61%-70%3,5; 71%-80%4; 81%-90%4,5; 91%-100%5</w:t>
             </w:r>
           </w:p>
         </w:tc>
@@ -5819,6 +5841,7 @@
                 <w:i w:val="0"/>
                 <w:sz w:val="22"/>
               </w:rPr>
+              <w:t>Case study - prezentacja oprogramowania (ostatnie 4 zajęcia).; Ćwiczenia / Laboratorium/Lektorat:; Rozwiązywanie zadań w Google Colab (pierwsze 10 zajęć).; Projekt zespołowy (ostatnie 5 zajęć).; Laboratorium oraz Projekt; Kryteria oceny; Ocena zadań laboratoryjnych; Prezentacja projektu zespołowego w trakcie sesji posterowej, jakość kodu i dokumentacji. 50% laboratorium, 50% projekt.; Skala ocen; 51%-60%3; 61%-70%3,5; 71%-80%4; 81%-90%4,5; 91%-100%5</w:t>
             </w:r>
           </w:p>
         </w:tc>
@@ -5924,62 +5947,6 @@
                 <w:sz w:val="16"/>
               </w:rPr>
               <w:t>Wyposażenie specjalistyczne konieczne do realizacji przedmiotu</w:t>
-            </w:r>
-          </w:p>
-        </w:tc>
-      </w:tr>
-      <w:tr>
-        <w:tc>
-          <w:tcPr>
-            <w:tcW w:type="dxa" w:w="3324"/>
-          </w:tcPr>
-          <w:p>
-            <w:pPr>
-              <w:spacing w:before="20" w:after="20"/>
-            </w:pPr>
-            <w:r>
-              <w:rPr>
-                <w:rFonts w:ascii="Aptos" w:hAnsi="Aptos"/>
-                <w:b w:val="0"/>
-                <w:i w:val="0"/>
-                <w:sz w:val="22"/>
-              </w:rPr>
-            </w:r>
-          </w:p>
-        </w:tc>
-        <w:tc>
-          <w:tcPr>
-            <w:tcW w:type="dxa" w:w="3324"/>
-          </w:tcPr>
-          <w:p>
-            <w:pPr>
-              <w:spacing w:before="20" w:after="20"/>
-            </w:pPr>
-            <w:r>
-              <w:rPr>
-                <w:rFonts w:ascii="Aptos" w:hAnsi="Aptos"/>
-                <w:b w:val="0"/>
-                <w:i w:val="0"/>
-                <w:sz w:val="22"/>
-              </w:rPr>
-            </w:r>
-          </w:p>
-        </w:tc>
-        <w:tc>
-          <w:tcPr>
-            <w:tcW w:type="dxa" w:w="3324"/>
-          </w:tcPr>
-          <w:p>
-            <w:pPr>
-              <w:spacing w:before="20" w:after="20"/>
-            </w:pPr>
-            <w:r>
-              <w:rPr>
-                <w:rFonts w:ascii="Aptos" w:hAnsi="Aptos"/>
-                <w:b w:val="0"/>
-                <w:i w:val="0"/>
-                <w:sz w:val="22"/>
-              </w:rPr>
             </w:r>
           </w:p>
         </w:tc>

--- a/public/assets/files/niestacjonarne/PJN.docx
+++ b/public/assets/files/niestacjonarne/PJN.docx
@@ -1156,6 +1156,7 @@
                 <w:i w:val="0"/>
                 <w:sz w:val="22"/>
               </w:rPr>
+              <w:t>Rozwiązywanie zadań NLP w Google Colab; praca nad projektem zespołowym z przetwarzania języka naturalnego; przygotowanie prezentacji posterowej.</w:t>
             </w:r>
           </w:p>
         </w:tc>
@@ -1266,7 +1267,97 @@
           <w:tcPr>
             <w:tcW w:type="dxa" w:w="9972"/>
           </w:tcPr>
-          <w:p/>
+          <w:p>
+            <w:pPr>
+              <w:spacing w:before="20" w:after="20"/>
+            </w:pPr>
+            <w:r>
+              <w:rPr>
+                <w:rFonts w:ascii="Aptos" w:hAnsi="Aptos"/>
+                <w:b/>
+                <w:sz w:val="22"/>
+              </w:rPr>
+              <w:t>Wykład:</w:t>
+            </w:r>
+          </w:p>
+          <w:p>
+            <w:pPr>
+              <w:spacing w:before="20" w:after="20"/>
+            </w:pPr>
+            <w:r>
+              <w:rPr>
+                <w:rFonts w:ascii="Aptos" w:hAnsi="Aptos"/>
+                <w:b w:val="0"/>
+                <w:sz w:val="22"/>
+              </w:rPr>
+              <w:t>• wykład z prezentacją multimedialną</w:t>
+            </w:r>
+          </w:p>
+          <w:p>
+            <w:pPr>
+              <w:spacing w:before="20" w:after="20"/>
+            </w:pPr>
+            <w:r>
+              <w:rPr>
+                <w:rFonts w:ascii="Aptos" w:hAnsi="Aptos"/>
+                <w:b w:val="0"/>
+                <w:sz w:val="22"/>
+              </w:rPr>
+              <w:t>• wykład z prezentacją oprogramowania</w:t>
+            </w:r>
+          </w:p>
+          <w:p>
+            <w:pPr>
+              <w:spacing w:before="20" w:after="20"/>
+            </w:pPr>
+            <w:r>
+              <w:rPr>
+                <w:rFonts w:ascii="Aptos" w:hAnsi="Aptos"/>
+                <w:b/>
+                <w:sz w:val="22"/>
+              </w:rPr>
+              <w:t>Ćwiczenia / Laboratorium:</w:t>
+            </w:r>
+          </w:p>
+          <w:p>
+            <w:pPr>
+              <w:spacing w:before="20" w:after="20"/>
+            </w:pPr>
+            <w:r>
+              <w:rPr>
+                <w:rFonts w:ascii="Aptos" w:hAnsi="Aptos"/>
+                <w:b w:val="0"/>
+                <w:sz w:val="22"/>
+              </w:rPr>
+              <w:t>• rozwiązywanie zadań</w:t>
+            </w:r>
+          </w:p>
+          <w:p>
+            <w:pPr>
+              <w:spacing w:before="20" w:after="20"/>
+            </w:pPr>
+            <w:r>
+              <w:rPr>
+                <w:rFonts w:ascii="Aptos" w:hAnsi="Aptos"/>
+                <w:b w:val="0"/>
+                <w:sz w:val="22"/>
+              </w:rPr>
+              <w:t>• metoda projektów (projekt praktyczny)</w:t>
+            </w:r>
+          </w:p>
+          <w:p>
+            <w:pPr>
+              <w:spacing w:before="20" w:after="20"/>
+            </w:pPr>
+            <w:r>
+              <w:rPr>
+                <w:rFonts w:ascii="Aptos" w:hAnsi="Aptos"/>
+                <w:b w:val="0"/>
+                <w:sz w:val="22"/>
+              </w:rPr>
+              <w:t>• praca w grupach</w:t>
+            </w:r>
+          </w:p>
         </w:tc>
       </w:tr>
     </w:tbl>
@@ -1515,165 +1606,10 @@
             <w:r>
               <w:rPr>
                 <w:rFonts w:ascii="Aptos" w:hAnsi="Aptos"/>
+                <w:b w:val="0"/>
+                <w:i w:val="0"/>
                 <w:sz w:val="22"/>
               </w:rPr>
-              <w:t>1. Case study - prezentacja oprogramowania (ostatnie 4 zajęcia).</w:t>
-            </w:r>
-          </w:p>
-          <w:p>
-            <w:pPr>
-              <w:spacing w:before="20" w:after="20"/>
-            </w:pPr>
-            <w:r>
-              <w:rPr>
-                <w:rFonts w:ascii="Aptos" w:hAnsi="Aptos"/>
-                <w:sz w:val="22"/>
-              </w:rPr>
-              <w:t>2. Ćwiczenia / Laboratorium/Lektorat:</w:t>
-            </w:r>
-          </w:p>
-          <w:p>
-            <w:pPr>
-              <w:spacing w:before="20" w:after="20"/>
-            </w:pPr>
-            <w:r>
-              <w:rPr>
-                <w:rFonts w:ascii="Aptos" w:hAnsi="Aptos"/>
-                <w:sz w:val="22"/>
-              </w:rPr>
-              <w:t>3. Rozwiązywanie zadań w Google Colab (pierwsze 10 zajęć).</w:t>
-            </w:r>
-          </w:p>
-          <w:p>
-            <w:pPr>
-              <w:spacing w:before="20" w:after="20"/>
-            </w:pPr>
-            <w:r>
-              <w:rPr>
-                <w:rFonts w:ascii="Aptos" w:hAnsi="Aptos"/>
-                <w:sz w:val="22"/>
-              </w:rPr>
-              <w:t>4. Projekt zespołowy (ostatnie 5 zajęć).</w:t>
-            </w:r>
-          </w:p>
-          <w:p>
-            <w:pPr>
-              <w:spacing w:before="20" w:after="20"/>
-            </w:pPr>
-            <w:r>
-              <w:rPr>
-                <w:rFonts w:ascii="Aptos" w:hAnsi="Aptos"/>
-                <w:sz w:val="22"/>
-              </w:rPr>
-              <w:t>5. Laboratorium oraz Projekt</w:t>
-            </w:r>
-          </w:p>
-          <w:p>
-            <w:pPr>
-              <w:spacing w:before="20" w:after="20"/>
-            </w:pPr>
-            <w:r>
-              <w:rPr>
-                <w:rFonts w:ascii="Aptos" w:hAnsi="Aptos"/>
-                <w:sz w:val="22"/>
-              </w:rPr>
-              <w:t>6. Kryteria oceny</w:t>
-            </w:r>
-          </w:p>
-          <w:p>
-            <w:pPr>
-              <w:spacing w:before="20" w:after="20"/>
-            </w:pPr>
-            <w:r>
-              <w:rPr>
-                <w:rFonts w:ascii="Aptos" w:hAnsi="Aptos"/>
-                <w:sz w:val="22"/>
-              </w:rPr>
-              <w:t>7. Ocena zadań laboratoryjnych</w:t>
-            </w:r>
-          </w:p>
-          <w:p>
-            <w:pPr>
-              <w:spacing w:before="20" w:after="20"/>
-            </w:pPr>
-            <w:r>
-              <w:rPr>
-                <w:rFonts w:ascii="Aptos" w:hAnsi="Aptos"/>
-                <w:sz w:val="22"/>
-              </w:rPr>
-              <w:t>8. Prezentacja projektu zespołowego w trakcie sesji posterowej, jakość kodu i dokumentacji. 50% laboratorium, 50% projekt.</w:t>
-            </w:r>
-          </w:p>
-          <w:p>
-            <w:pPr>
-              <w:spacing w:before="20" w:after="20"/>
-            </w:pPr>
-            <w:r>
-              <w:rPr>
-                <w:rFonts w:ascii="Aptos" w:hAnsi="Aptos"/>
-                <w:sz w:val="22"/>
-              </w:rPr>
-              <w:t>9. Skala ocen</w:t>
-            </w:r>
-          </w:p>
-          <w:p>
-            <w:pPr>
-              <w:spacing w:before="20" w:after="20"/>
-            </w:pPr>
-            <w:r>
-              <w:rPr>
-                <w:rFonts w:ascii="Aptos" w:hAnsi="Aptos"/>
-                <w:sz w:val="22"/>
-              </w:rPr>
-              <w:t>10. 51%-60%3</w:t>
-            </w:r>
-          </w:p>
-          <w:p>
-            <w:pPr>
-              <w:spacing w:before="20" w:after="20"/>
-            </w:pPr>
-            <w:r>
-              <w:rPr>
-                <w:rFonts w:ascii="Aptos" w:hAnsi="Aptos"/>
-                <w:sz w:val="22"/>
-              </w:rPr>
-              <w:t>11. 61%-70%3,5</w:t>
-            </w:r>
-          </w:p>
-          <w:p>
-            <w:pPr>
-              <w:spacing w:before="20" w:after="20"/>
-            </w:pPr>
-            <w:r>
-              <w:rPr>
-                <w:rFonts w:ascii="Aptos" w:hAnsi="Aptos"/>
-                <w:sz w:val="22"/>
-              </w:rPr>
-              <w:t>12. 71%-80%4</w:t>
-            </w:r>
-          </w:p>
-          <w:p>
-            <w:pPr>
-              <w:spacing w:before="20" w:after="20"/>
-            </w:pPr>
-            <w:r>
-              <w:rPr>
-                <w:rFonts w:ascii="Aptos" w:hAnsi="Aptos"/>
-                <w:sz w:val="22"/>
-              </w:rPr>
-              <w:t>13. 81%-90%4,5</w:t>
-            </w:r>
-          </w:p>
-          <w:p>
-            <w:pPr>
-              <w:spacing w:before="20" w:after="20"/>
-            </w:pPr>
-            <w:r>
-              <w:rPr>
-                <w:rFonts w:ascii="Aptos" w:hAnsi="Aptos"/>
-                <w:sz w:val="22"/>
-              </w:rPr>
-              <w:t>14. 91%-100%5</w:t>
             </w:r>
           </w:p>
         </w:tc>
@@ -1690,7 +1626,7 @@
                 <w:rFonts w:ascii="Aptos" w:hAnsi="Aptos"/>
                 <w:sz w:val="22"/>
               </w:rPr>
-              <w:t>1. Case study - prezentacja oprogramowania (ostatnie 4 zajęcia).</w:t>
+              <w:t>1. ocena sporządzonego oprogramowania</w:t>
             </w:r>
           </w:p>
           <w:p>
@@ -1702,151 +1638,7 @@
                 <w:rFonts w:ascii="Aptos" w:hAnsi="Aptos"/>
                 <w:sz w:val="22"/>
               </w:rPr>
-              <w:t>2. Ćwiczenia / Laboratorium/Lektorat:</w:t>
-            </w:r>
-          </w:p>
-          <w:p>
-            <w:pPr>
-              <w:spacing w:before="20" w:after="20"/>
-            </w:pPr>
-            <w:r>
-              <w:rPr>
-                <w:rFonts w:ascii="Aptos" w:hAnsi="Aptos"/>
-                <w:sz w:val="22"/>
-              </w:rPr>
-              <w:t>3. Rozwiązywanie zadań w Google Colab (pierwsze 10 zajęć).</w:t>
-            </w:r>
-          </w:p>
-          <w:p>
-            <w:pPr>
-              <w:spacing w:before="20" w:after="20"/>
-            </w:pPr>
-            <w:r>
-              <w:rPr>
-                <w:rFonts w:ascii="Aptos" w:hAnsi="Aptos"/>
-                <w:sz w:val="22"/>
-              </w:rPr>
-              <w:t>4. Projekt zespołowy (ostatnie 5 zajęć).</w:t>
-            </w:r>
-          </w:p>
-          <w:p>
-            <w:pPr>
-              <w:spacing w:before="20" w:after="20"/>
-            </w:pPr>
-            <w:r>
-              <w:rPr>
-                <w:rFonts w:ascii="Aptos" w:hAnsi="Aptos"/>
-                <w:sz w:val="22"/>
-              </w:rPr>
-              <w:t>5. Laboratorium oraz Projekt</w:t>
-            </w:r>
-          </w:p>
-          <w:p>
-            <w:pPr>
-              <w:spacing w:before="20" w:after="20"/>
-            </w:pPr>
-            <w:r>
-              <w:rPr>
-                <w:rFonts w:ascii="Aptos" w:hAnsi="Aptos"/>
-                <w:sz w:val="22"/>
-              </w:rPr>
-              <w:t>6. Kryteria oceny</w:t>
-            </w:r>
-          </w:p>
-          <w:p>
-            <w:pPr>
-              <w:spacing w:before="20" w:after="20"/>
-            </w:pPr>
-            <w:r>
-              <w:rPr>
-                <w:rFonts w:ascii="Aptos" w:hAnsi="Aptos"/>
-                <w:sz w:val="22"/>
-              </w:rPr>
-              <w:t>7. Ocena zadań laboratoryjnych</w:t>
-            </w:r>
-          </w:p>
-          <w:p>
-            <w:pPr>
-              <w:spacing w:before="20" w:after="20"/>
-            </w:pPr>
-            <w:r>
-              <w:rPr>
-                <w:rFonts w:ascii="Aptos" w:hAnsi="Aptos"/>
-                <w:sz w:val="22"/>
-              </w:rPr>
-              <w:t>8. Prezentacja projektu zespołowego w trakcie sesji posterowej, jakość kodu i dokumentacji. 50% laboratorium, 50% projekt.</w:t>
-            </w:r>
-          </w:p>
-          <w:p>
-            <w:pPr>
-              <w:spacing w:before="20" w:after="20"/>
-            </w:pPr>
-            <w:r>
-              <w:rPr>
-                <w:rFonts w:ascii="Aptos" w:hAnsi="Aptos"/>
-                <w:sz w:val="22"/>
-              </w:rPr>
-              <w:t>9. Skala ocen</w:t>
-            </w:r>
-          </w:p>
-          <w:p>
-            <w:pPr>
-              <w:spacing w:before="20" w:after="20"/>
-            </w:pPr>
-            <w:r>
-              <w:rPr>
-                <w:rFonts w:ascii="Aptos" w:hAnsi="Aptos"/>
-                <w:sz w:val="22"/>
-              </w:rPr>
-              <w:t>10. 51%-60%3</w:t>
-            </w:r>
-          </w:p>
-          <w:p>
-            <w:pPr>
-              <w:spacing w:before="20" w:after="20"/>
-            </w:pPr>
-            <w:r>
-              <w:rPr>
-                <w:rFonts w:ascii="Aptos" w:hAnsi="Aptos"/>
-                <w:sz w:val="22"/>
-              </w:rPr>
-              <w:t>11. 61%-70%3,5</w:t>
-            </w:r>
-          </w:p>
-          <w:p>
-            <w:pPr>
-              <w:spacing w:before="20" w:after="20"/>
-            </w:pPr>
-            <w:r>
-              <w:rPr>
-                <w:rFonts w:ascii="Aptos" w:hAnsi="Aptos"/>
-                <w:sz w:val="22"/>
-              </w:rPr>
-              <w:t>12. 71%-80%4</w:t>
-            </w:r>
-          </w:p>
-          <w:p>
-            <w:pPr>
-              <w:spacing w:before="20" w:after="20"/>
-            </w:pPr>
-            <w:r>
-              <w:rPr>
-                <w:rFonts w:ascii="Aptos" w:hAnsi="Aptos"/>
-                <w:sz w:val="22"/>
-              </w:rPr>
-              <w:t>13. 81%-90%4,5</w:t>
-            </w:r>
-          </w:p>
-          <w:p>
-            <w:pPr>
-              <w:spacing w:before="20" w:after="20"/>
-            </w:pPr>
-            <w:r>
-              <w:rPr>
-                <w:rFonts w:ascii="Aptos" w:hAnsi="Aptos"/>
-                <w:sz w:val="22"/>
-              </w:rPr>
-              <w:t>14. 91%-100%5</w:t>
+              <w:t>2. prezentacja projektu i dokumentacji</w:t>
             </w:r>
           </w:p>
         </w:tc>
@@ -5221,7 +5013,7 @@
                 <w:i w:val="0"/>
                 <w:sz w:val="22"/>
               </w:rPr>
-              <w:t>Case study - prezentacja oprogramowania (ostatnie 4 zajęcia).; Ćwiczenia / Laboratorium/Lektorat:; Rozwiązywanie zadań w Google Colab (pierwsze 10 zajęć).; Projekt zespołowy (ostatnie 5 zajęć).; Laboratorium oraz Projekt; Kryteria oceny; Ocena zadań laboratoryjnych; Prezentacja projektu zespołowego w trakcie sesji posterowej, jakość kodu i dokumentacji. 50% laboratorium, 50% projekt.; Skala ocen; 51%-60%3; 61%-70%3,5; 71%-80%4; 81%-90%4,5; 91%-100%5</w:t>
+              <w:t>ocena sporządzonego oprogramowania; prezentacja projektu i dokumentacji</w:t>
             </w:r>
           </w:p>
         </w:tc>
@@ -5279,7 +5071,7 @@
                 <w:i w:val="0"/>
                 <w:sz w:val="22"/>
               </w:rPr>
-              <w:t>Case study - prezentacja oprogramowania (ostatnie 4 zajęcia).; Ćwiczenia / Laboratorium/Lektorat:; Rozwiązywanie zadań w Google Colab (pierwsze 10 zajęć).; Projekt zespołowy (ostatnie 5 zajęć).; Laboratorium oraz Projekt; Kryteria oceny; Ocena zadań laboratoryjnych; Prezentacja projektu zespołowego w trakcie sesji posterowej, jakość kodu i dokumentacji. 50% laboratorium, 50% projekt.; Skala ocen; 51%-60%3; 61%-70%3,5; 71%-80%4; 81%-90%4,5; 91%-100%5</w:t>
+              <w:t>ocena sporządzonego oprogramowania; prezentacja projektu i dokumentacji</w:t>
             </w:r>
           </w:p>
         </w:tc>
@@ -5337,7 +5129,7 @@
                 <w:i w:val="0"/>
                 <w:sz w:val="22"/>
               </w:rPr>
-              <w:t>Case study - prezentacja oprogramowania (ostatnie 4 zajęcia).; Ćwiczenia / Laboratorium/Lektorat:; Rozwiązywanie zadań w Google Colab (pierwsze 10 zajęć).; Projekt zespołowy (ostatnie 5 zajęć).; Laboratorium oraz Projekt; Kryteria oceny; Ocena zadań laboratoryjnych; Prezentacja projektu zespołowego w trakcie sesji posterowej, jakość kodu i dokumentacji. 50% laboratorium, 50% projekt.; Skala ocen; 51%-60%3; 61%-70%3,5; 71%-80%4; 81%-90%4,5; 91%-100%5</w:t>
+              <w:t>ocena sporządzonego oprogramowania; prezentacja projektu i dokumentacji</w:t>
             </w:r>
           </w:p>
         </w:tc>
@@ -5395,7 +5187,7 @@
                 <w:i w:val="0"/>
                 <w:sz w:val="22"/>
               </w:rPr>
-              <w:t>Case study - prezentacja oprogramowania (ostatnie 4 zajęcia).; Ćwiczenia / Laboratorium/Lektorat:; Rozwiązywanie zadań w Google Colab (pierwsze 10 zajęć).; Projekt zespołowy (ostatnie 5 zajęć).; Laboratorium oraz Projekt; Kryteria oceny; Ocena zadań laboratoryjnych; Prezentacja projektu zespołowego w trakcie sesji posterowej, jakość kodu i dokumentacji. 50% laboratorium, 50% projekt.; Skala ocen; 51%-60%3; 61%-70%3,5; 71%-80%4; 81%-90%4,5; 91%-100%5</w:t>
+              <w:t>ocena sporządzonego oprogramowania; prezentacja projektu i dokumentacji</w:t>
             </w:r>
           </w:p>
         </w:tc>
@@ -5559,7 +5351,7 @@
                 <w:i w:val="0"/>
                 <w:sz w:val="22"/>
               </w:rPr>
-              <w:t>Case study - prezentacja oprogramowania (ostatnie 4 zajęcia).; Ćwiczenia / Laboratorium/Lektorat:; Rozwiązywanie zadań w Google Colab (pierwsze 10 zajęć).; Projekt zespołowy (ostatnie 5 zajęć).; Laboratorium oraz Projekt; Kryteria oceny; Ocena zadań laboratoryjnych; Prezentacja projektu zespołowego w trakcie sesji posterowej, jakość kodu i dokumentacji. 50% laboratorium, 50% projekt.; Skala ocen; 51%-60%3; 61%-70%3,5; 71%-80%4; 81%-90%4,5; 91%-100%5</w:t>
+              <w:t>ocena sporządzonego oprogramowania; prezentacja projektu i dokumentacji</w:t>
             </w:r>
           </w:p>
         </w:tc>
@@ -5618,7 +5410,7 @@
                 <w:i w:val="0"/>
                 <w:sz w:val="22"/>
               </w:rPr>
-              <w:t>Case study - prezentacja oprogramowania (ostatnie 4 zajęcia).; Ćwiczenia / Laboratorium/Lektorat:; Rozwiązywanie zadań w Google Colab (pierwsze 10 zajęć).; Projekt zespołowy (ostatnie 5 zajęć).; Laboratorium oraz Projekt; Kryteria oceny; Ocena zadań laboratoryjnych; Prezentacja projektu zespołowego w trakcie sesji posterowej, jakość kodu i dokumentacji. 50% laboratorium, 50% projekt.; Skala ocen; 51%-60%3; 61%-70%3,5; 71%-80%4; 81%-90%4,5; 91%-100%5</w:t>
+              <w:t>ocena sporządzonego oprogramowania; prezentacja projektu i dokumentacji</w:t>
             </w:r>
           </w:p>
         </w:tc>
@@ -5782,7 +5574,7 @@
                 <w:i w:val="0"/>
                 <w:sz w:val="22"/>
               </w:rPr>
-              <w:t>Case study - prezentacja oprogramowania (ostatnie 4 zajęcia).; Ćwiczenia / Laboratorium/Lektorat:; Rozwiązywanie zadań w Google Colab (pierwsze 10 zajęć).; Projekt zespołowy (ostatnie 5 zajęć).; Laboratorium oraz Projekt; Kryteria oceny; Ocena zadań laboratoryjnych; Prezentacja projektu zespołowego w trakcie sesji posterowej, jakość kodu i dokumentacji. 50% laboratorium, 50% projekt.; Skala ocen; 51%-60%3; 61%-70%3,5; 71%-80%4; 81%-90%4,5; 91%-100%5</w:t>
+              <w:t>ocena sporządzonego oprogramowania; prezentacja projektu i dokumentacji</w:t>
             </w:r>
           </w:p>
         </w:tc>
@@ -5841,7 +5633,7 @@
                 <w:i w:val="0"/>
                 <w:sz w:val="22"/>
               </w:rPr>
-              <w:t>Case study - prezentacja oprogramowania (ostatnie 4 zajęcia).; Ćwiczenia / Laboratorium/Lektorat:; Rozwiązywanie zadań w Google Colab (pierwsze 10 zajęć).; Projekt zespołowy (ostatnie 5 zajęć).; Laboratorium oraz Projekt; Kryteria oceny; Ocena zadań laboratoryjnych; Prezentacja projektu zespołowego w trakcie sesji posterowej, jakość kodu i dokumentacji. 50% laboratorium, 50% projekt.; Skala ocen; 51%-60%3; 61%-70%3,5; 71%-80%4; 81%-90%4,5; 91%-100%5</w:t>
+              <w:t>ocena sporządzonego oprogramowania; prezentacja projektu i dokumentacji</w:t>
             </w:r>
           </w:p>
         </w:tc>

--- a/public/assets/files/niestacjonarne/PJN.docx
+++ b/public/assets/files/niestacjonarne/PJN.docx
@@ -4976,6 +4976,7 @@
                 <w:i w:val="0"/>
                 <w:sz w:val="22"/>
               </w:rPr>
+              <w:t>K_W12</w:t>
             </w:r>
           </w:p>
         </w:tc>
@@ -5013,7 +5014,6 @@
                 <w:i w:val="0"/>
                 <w:sz w:val="22"/>
               </w:rPr>
-              <w:t>ocena sporządzonego oprogramowania; prezentacja projektu i dokumentacji</w:t>
             </w:r>
           </w:p>
         </w:tc>
@@ -5034,6 +5034,7 @@
                 <w:i w:val="0"/>
                 <w:sz w:val="22"/>
               </w:rPr>
+              <w:t>K_W12</w:t>
             </w:r>
           </w:p>
         </w:tc>
@@ -5071,7 +5072,6 @@
                 <w:i w:val="0"/>
                 <w:sz w:val="22"/>
               </w:rPr>
-              <w:t>ocena sporządzonego oprogramowania; prezentacja projektu i dokumentacji</w:t>
             </w:r>
           </w:p>
         </w:tc>
@@ -5092,6 +5092,7 @@
                 <w:i w:val="0"/>
                 <w:sz w:val="22"/>
               </w:rPr>
+              <w:t>K_W22</w:t>
             </w:r>
           </w:p>
         </w:tc>
@@ -5129,7 +5130,6 @@
                 <w:i w:val="0"/>
                 <w:sz w:val="22"/>
               </w:rPr>
-              <w:t>ocena sporządzonego oprogramowania; prezentacja projektu i dokumentacji</w:t>
             </w:r>
           </w:p>
         </w:tc>
@@ -5150,6 +5150,7 @@
                 <w:i w:val="0"/>
                 <w:sz w:val="22"/>
               </w:rPr>
+              <w:t>K_W10</w:t>
             </w:r>
           </w:p>
         </w:tc>
@@ -5187,7 +5188,6 @@
                 <w:i w:val="0"/>
                 <w:sz w:val="22"/>
               </w:rPr>
-              <w:t>ocena sporządzonego oprogramowania; prezentacja projektu i dokumentacji</w:t>
             </w:r>
           </w:p>
         </w:tc>
@@ -5351,7 +5351,7 @@
                 <w:i w:val="0"/>
                 <w:sz w:val="22"/>
               </w:rPr>
-              <w:t>ocena sporządzonego oprogramowania; prezentacja projektu i dokumentacji</w:t>
+              <w:t>ocena sporządzonego oprogramowania, prezentacja projektu i dokumentacji</w:t>
             </w:r>
           </w:p>
         </w:tc>
@@ -5372,7 +5372,7 @@
                 <w:i w:val="0"/>
                 <w:sz w:val="22"/>
               </w:rPr>
-              <w:t>K_U04</w:t>
+              <w:t>K_U29</w:t>
             </w:r>
           </w:p>
         </w:tc>
@@ -5410,7 +5410,7 @@
                 <w:i w:val="0"/>
                 <w:sz w:val="22"/>
               </w:rPr>
-              <w:t>ocena sporządzonego oprogramowania; prezentacja projektu i dokumentacji</w:t>
+              <w:t>ocena sporządzonego oprogramowania, prezentacja projektu i dokumentacji</w:t>
             </w:r>
           </w:p>
         </w:tc>
@@ -5574,7 +5574,7 @@
                 <w:i w:val="0"/>
                 <w:sz w:val="22"/>
               </w:rPr>
-              <w:t>ocena sporządzonego oprogramowania; prezentacja projektu i dokumentacji</w:t>
+              <w:t>ocena sporządzonego oprogramowania, prezentacja projektu i dokumentacji</w:t>
             </w:r>
           </w:p>
         </w:tc>
@@ -5633,7 +5633,7 @@
                 <w:i w:val="0"/>
                 <w:sz w:val="22"/>
               </w:rPr>
-              <w:t>ocena sporządzonego oprogramowania; prezentacja projektu i dokumentacji</w:t>
+              <w:t>ocena sporządzonego oprogramowania, prezentacja projektu i dokumentacji</w:t>
             </w:r>
           </w:p>
         </w:tc>

--- a/public/assets/files/niestacjonarne/PJN.docx
+++ b/public/assets/files/niestacjonarne/PJN.docx
@@ -1922,14 +1922,13 @@
       </w:tblPr>
       <w:tblGrid>
         <w:gridCol w:w="680"/>
-        <w:gridCol w:w="4536"/>
-        <w:gridCol w:w="4252"/>
+        <w:gridCol w:w="8788"/>
       </w:tblGrid>
       <w:tr>
         <w:tc>
           <w:tcPr>
             <w:tcW w:type="dxa" w:w="9468"/>
-            <w:gridSpan w:val="3"/>
+            <w:gridSpan w:val="2"/>
             <w:shd w:val="clear" w:color="auto" w:fill="D9D9D9"/>
           </w:tcPr>
           <w:p>
@@ -1971,7 +1970,7 @@
         </w:tc>
         <w:tc>
           <w:tcPr>
-            <w:tcW w:type="dxa" w:w="4536"/>
+            <w:tcW w:type="dxa" w:w="8788"/>
             <w:shd w:val="clear" w:color="auto" w:fill="D9D9D9"/>
           </w:tcPr>
           <w:p>
@@ -1985,27 +1984,7 @@
                 <w:i w:val="0"/>
                 <w:sz w:val="16"/>
               </w:rPr>
-              <w:t>Wykład</w:t>
-            </w:r>
-          </w:p>
-        </w:tc>
-        <w:tc>
-          <w:tcPr>
-            <w:tcW w:type="dxa" w:w="4252"/>
-            <w:shd w:val="clear" w:color="auto" w:fill="D9D9D9"/>
-          </w:tcPr>
-          <w:p>
-            <w:pPr>
-              <w:spacing w:before="20" w:after="20"/>
-            </w:pPr>
-            <w:r>
-              <w:rPr>
-                <w:rFonts w:ascii="Aptos" w:hAnsi="Aptos"/>
-                <w:b/>
-                <w:i w:val="0"/>
-                <w:sz w:val="16"/>
-              </w:rPr>
-              <w:t>Ćwiczenia / Laboratorium / Pracownia</w:t>
+              <w:t>Treści programowe</w:t>
             </w:r>
           </w:p>
         </w:tc>
@@ -2032,7 +2011,7 @@
         </w:tc>
         <w:tc>
           <w:tcPr>
-            <w:tcW w:type="dxa" w:w="4536"/>
+            <w:tcW w:type="dxa" w:w="8788"/>
           </w:tcPr>
           <w:p>
             <w:pPr>
@@ -2046,24 +2025,6 @@
                 <w:sz w:val="22"/>
               </w:rPr>
               <w:t>Wprowadzenie do NLP</w:t>
-            </w:r>
-          </w:p>
-        </w:tc>
-        <w:tc>
-          <w:tcPr>
-            <w:tcW w:type="dxa" w:w="4252"/>
-          </w:tcPr>
-          <w:p>
-            <w:pPr>
-              <w:spacing w:before="20" w:after="20"/>
-            </w:pPr>
-            <w:r>
-              <w:rPr>
-                <w:rFonts w:ascii="Aptos" w:hAnsi="Aptos"/>
-                <w:b w:val="0"/>
-                <w:i w:val="0"/>
-                <w:sz w:val="22"/>
-              </w:rPr>
             </w:r>
           </w:p>
         </w:tc>
@@ -2090,7 +2051,7 @@
         </w:tc>
         <w:tc>
           <w:tcPr>
-            <w:tcW w:type="dxa" w:w="4536"/>
+            <w:tcW w:type="dxa" w:w="8788"/>
           </w:tcPr>
           <w:p>
             <w:pPr>
@@ -2104,24 +2065,6 @@
                 <w:sz w:val="22"/>
               </w:rPr>
               <w:t>•Historia NLP: od pierwszych prób do współczesnych zastosowań</w:t>
-            </w:r>
-          </w:p>
-        </w:tc>
-        <w:tc>
-          <w:tcPr>
-            <w:tcW w:type="dxa" w:w="4252"/>
-          </w:tcPr>
-          <w:p>
-            <w:pPr>
-              <w:spacing w:before="20" w:after="20"/>
-            </w:pPr>
-            <w:r>
-              <w:rPr>
-                <w:rFonts w:ascii="Aptos" w:hAnsi="Aptos"/>
-                <w:b w:val="0"/>
-                <w:i w:val="0"/>
-                <w:sz w:val="22"/>
-              </w:rPr>
             </w:r>
           </w:p>
         </w:tc>
@@ -2148,7 +2091,7 @@
         </w:tc>
         <w:tc>
           <w:tcPr>
-            <w:tcW w:type="dxa" w:w="4536"/>
+            <w:tcW w:type="dxa" w:w="8788"/>
           </w:tcPr>
           <w:p>
             <w:pPr>
@@ -2162,24 +2105,6 @@
                 <w:sz w:val="22"/>
               </w:rPr>
               <w:t>•Kluczowe zadania w NLP: analiza sentymentu, tłumaczenie maszynowe, rozpoznawanie nazwanych encji (NER)</w:t>
-            </w:r>
-          </w:p>
-        </w:tc>
-        <w:tc>
-          <w:tcPr>
-            <w:tcW w:type="dxa" w:w="4252"/>
-          </w:tcPr>
-          <w:p>
-            <w:pPr>
-              <w:spacing w:before="20" w:after="20"/>
-            </w:pPr>
-            <w:r>
-              <w:rPr>
-                <w:rFonts w:ascii="Aptos" w:hAnsi="Aptos"/>
-                <w:b w:val="0"/>
-                <w:i w:val="0"/>
-                <w:sz w:val="22"/>
-              </w:rPr>
             </w:r>
           </w:p>
         </w:tc>
@@ -2206,7 +2131,7 @@
         </w:tc>
         <w:tc>
           <w:tcPr>
-            <w:tcW w:type="dxa" w:w="4536"/>
+            <w:tcW w:type="dxa" w:w="8788"/>
           </w:tcPr>
           <w:p>
             <w:pPr>
@@ -2220,24 +2145,6 @@
                 <w:sz w:val="22"/>
               </w:rPr>
               <w:t>Tokenizacja i Wektory Słów</w:t>
-            </w:r>
-          </w:p>
-        </w:tc>
-        <w:tc>
-          <w:tcPr>
-            <w:tcW w:type="dxa" w:w="4252"/>
-          </w:tcPr>
-          <w:p>
-            <w:pPr>
-              <w:spacing w:before="20" w:after="20"/>
-            </w:pPr>
-            <w:r>
-              <w:rPr>
-                <w:rFonts w:ascii="Aptos" w:hAnsi="Aptos"/>
-                <w:b w:val="0"/>
-                <w:i w:val="0"/>
-                <w:sz w:val="22"/>
-              </w:rPr>
             </w:r>
           </w:p>
         </w:tc>
@@ -2264,7 +2171,7 @@
         </w:tc>
         <w:tc>
           <w:tcPr>
-            <w:tcW w:type="dxa" w:w="4536"/>
+            <w:tcW w:type="dxa" w:w="8788"/>
           </w:tcPr>
           <w:p>
             <w:pPr>
@@ -2278,24 +2185,6 @@
                 <w:sz w:val="22"/>
               </w:rPr>
               <w:t>•Metody tokenizacji: podejścia oparte na regułach i uczeniu maszynowym</w:t>
-            </w:r>
-          </w:p>
-        </w:tc>
-        <w:tc>
-          <w:tcPr>
-            <w:tcW w:type="dxa" w:w="4252"/>
-          </w:tcPr>
-          <w:p>
-            <w:pPr>
-              <w:spacing w:before="20" w:after="20"/>
-            </w:pPr>
-            <w:r>
-              <w:rPr>
-                <w:rFonts w:ascii="Aptos" w:hAnsi="Aptos"/>
-                <w:b w:val="0"/>
-                <w:i w:val="0"/>
-                <w:sz w:val="22"/>
-              </w:rPr>
             </w:r>
           </w:p>
         </w:tc>
@@ -2322,7 +2211,7 @@
         </w:tc>
         <w:tc>
           <w:tcPr>
-            <w:tcW w:type="dxa" w:w="4536"/>
+            <w:tcW w:type="dxa" w:w="8788"/>
           </w:tcPr>
           <w:p>
             <w:pPr>
@@ -2336,24 +2225,6 @@
                 <w:sz w:val="22"/>
               </w:rPr>
               <w:t>•Wektoryzacja słów: Word2Vec, GloVe, FastText</w:t>
-            </w:r>
-          </w:p>
-        </w:tc>
-        <w:tc>
-          <w:tcPr>
-            <w:tcW w:type="dxa" w:w="4252"/>
-          </w:tcPr>
-          <w:p>
-            <w:pPr>
-              <w:spacing w:before="20" w:after="20"/>
-            </w:pPr>
-            <w:r>
-              <w:rPr>
-                <w:rFonts w:ascii="Aptos" w:hAnsi="Aptos"/>
-                <w:b w:val="0"/>
-                <w:i w:val="0"/>
-                <w:sz w:val="22"/>
-              </w:rPr>
             </w:r>
           </w:p>
         </w:tc>
@@ -2380,7 +2251,7 @@
         </w:tc>
         <w:tc>
           <w:tcPr>
-            <w:tcW w:type="dxa" w:w="4536"/>
+            <w:tcW w:type="dxa" w:w="8788"/>
           </w:tcPr>
           <w:p>
             <w:pPr>
@@ -2394,24 +2265,6 @@
                 <w:sz w:val="22"/>
               </w:rPr>
               <w:t>Rekurencyjne Sieci Neuronowe (RNN)</w:t>
-            </w:r>
-          </w:p>
-        </w:tc>
-        <w:tc>
-          <w:tcPr>
-            <w:tcW w:type="dxa" w:w="4252"/>
-          </w:tcPr>
-          <w:p>
-            <w:pPr>
-              <w:spacing w:before="20" w:after="20"/>
-            </w:pPr>
-            <w:r>
-              <w:rPr>
-                <w:rFonts w:ascii="Aptos" w:hAnsi="Aptos"/>
-                <w:b w:val="0"/>
-                <w:i w:val="0"/>
-                <w:sz w:val="22"/>
-              </w:rPr>
             </w:r>
           </w:p>
         </w:tc>
@@ -2438,7 +2291,7 @@
         </w:tc>
         <w:tc>
           <w:tcPr>
-            <w:tcW w:type="dxa" w:w="4536"/>
+            <w:tcW w:type="dxa" w:w="8788"/>
           </w:tcPr>
           <w:p>
             <w:pPr>
@@ -2452,24 +2305,6 @@
                 <w:sz w:val="22"/>
               </w:rPr>
               <w:t>•Architektura RNN i jej zastosowania w NLP</w:t>
-            </w:r>
-          </w:p>
-        </w:tc>
-        <w:tc>
-          <w:tcPr>
-            <w:tcW w:type="dxa" w:w="4252"/>
-          </w:tcPr>
-          <w:p>
-            <w:pPr>
-              <w:spacing w:before="20" w:after="20"/>
-            </w:pPr>
-            <w:r>
-              <w:rPr>
-                <w:rFonts w:ascii="Aptos" w:hAnsi="Aptos"/>
-                <w:b w:val="0"/>
-                <w:i w:val="0"/>
-                <w:sz w:val="22"/>
-              </w:rPr>
             </w:r>
           </w:p>
         </w:tc>
@@ -2496,7 +2331,7 @@
         </w:tc>
         <w:tc>
           <w:tcPr>
-            <w:tcW w:type="dxa" w:w="4536"/>
+            <w:tcW w:type="dxa" w:w="8788"/>
           </w:tcPr>
           <w:p>
             <w:pPr>
@@ -2510,24 +2345,6 @@
                 <w:sz w:val="22"/>
               </w:rPr>
               <w:t>•Problemy z RNN: zanikanie gradientu, eksplozja gradientu</w:t>
-            </w:r>
-          </w:p>
-        </w:tc>
-        <w:tc>
-          <w:tcPr>
-            <w:tcW w:type="dxa" w:w="4252"/>
-          </w:tcPr>
-          <w:p>
-            <w:pPr>
-              <w:spacing w:before="20" w:after="20"/>
-            </w:pPr>
-            <w:r>
-              <w:rPr>
-                <w:rFonts w:ascii="Aptos" w:hAnsi="Aptos"/>
-                <w:b w:val="0"/>
-                <w:i w:val="0"/>
-                <w:sz w:val="22"/>
-              </w:rPr>
             </w:r>
           </w:p>
         </w:tc>
@@ -2554,7 +2371,7 @@
         </w:tc>
         <w:tc>
           <w:tcPr>
-            <w:tcW w:type="dxa" w:w="4536"/>
+            <w:tcW w:type="dxa" w:w="8788"/>
           </w:tcPr>
           <w:p>
             <w:pPr>
@@ -2568,24 +2385,6 @@
                 <w:sz w:val="22"/>
               </w:rPr>
               <w:t>•Wprowadzenie do LSTM i GRU</w:t>
-            </w:r>
-          </w:p>
-        </w:tc>
-        <w:tc>
-          <w:tcPr>
-            <w:tcW w:type="dxa" w:w="4252"/>
-          </w:tcPr>
-          <w:p>
-            <w:pPr>
-              <w:spacing w:before="20" w:after="20"/>
-            </w:pPr>
-            <w:r>
-              <w:rPr>
-                <w:rFonts w:ascii="Aptos" w:hAnsi="Aptos"/>
-                <w:b w:val="0"/>
-                <w:i w:val="0"/>
-                <w:sz w:val="22"/>
-              </w:rPr>
             </w:r>
           </w:p>
         </w:tc>
@@ -2612,7 +2411,7 @@
         </w:tc>
         <w:tc>
           <w:tcPr>
-            <w:tcW w:type="dxa" w:w="4536"/>
+            <w:tcW w:type="dxa" w:w="8788"/>
           </w:tcPr>
           <w:p>
             <w:pPr>
@@ -2626,24 +2425,6 @@
                 <w:sz w:val="22"/>
               </w:rPr>
               <w:t>Transformery</w:t>
-            </w:r>
-          </w:p>
-        </w:tc>
-        <w:tc>
-          <w:tcPr>
-            <w:tcW w:type="dxa" w:w="4252"/>
-          </w:tcPr>
-          <w:p>
-            <w:pPr>
-              <w:spacing w:before="20" w:after="20"/>
-            </w:pPr>
-            <w:r>
-              <w:rPr>
-                <w:rFonts w:ascii="Aptos" w:hAnsi="Aptos"/>
-                <w:b w:val="0"/>
-                <w:i w:val="0"/>
-                <w:sz w:val="22"/>
-              </w:rPr>
             </w:r>
           </w:p>
         </w:tc>
@@ -2670,7 +2451,7 @@
         </w:tc>
         <w:tc>
           <w:tcPr>
-            <w:tcW w:type="dxa" w:w="4536"/>
+            <w:tcW w:type="dxa" w:w="8788"/>
           </w:tcPr>
           <w:p>
             <w:pPr>
@@ -2684,24 +2465,6 @@
                 <w:sz w:val="22"/>
               </w:rPr>
               <w:t>•Wprowadzenie do architektury transformera</w:t>
-            </w:r>
-          </w:p>
-        </w:tc>
-        <w:tc>
-          <w:tcPr>
-            <w:tcW w:type="dxa" w:w="4252"/>
-          </w:tcPr>
-          <w:p>
-            <w:pPr>
-              <w:spacing w:before="20" w:after="20"/>
-            </w:pPr>
-            <w:r>
-              <w:rPr>
-                <w:rFonts w:ascii="Aptos" w:hAnsi="Aptos"/>
-                <w:b w:val="0"/>
-                <w:i w:val="0"/>
-                <w:sz w:val="22"/>
-              </w:rPr>
             </w:r>
           </w:p>
         </w:tc>
@@ -2728,7 +2491,7 @@
         </w:tc>
         <w:tc>
           <w:tcPr>
-            <w:tcW w:type="dxa" w:w="4536"/>
+            <w:tcW w:type="dxa" w:w="8788"/>
           </w:tcPr>
           <w:p>
             <w:pPr>
@@ -2742,24 +2505,6 @@
                 <w:sz w:val="22"/>
               </w:rPr>
               <w:t>•Zastosowania transformera w NLP</w:t>
-            </w:r>
-          </w:p>
-        </w:tc>
-        <w:tc>
-          <w:tcPr>
-            <w:tcW w:type="dxa" w:w="4252"/>
-          </w:tcPr>
-          <w:p>
-            <w:pPr>
-              <w:spacing w:before="20" w:after="20"/>
-            </w:pPr>
-            <w:r>
-              <w:rPr>
-                <w:rFonts w:ascii="Aptos" w:hAnsi="Aptos"/>
-                <w:b w:val="0"/>
-                <w:i w:val="0"/>
-                <w:sz w:val="22"/>
-              </w:rPr>
             </w:r>
           </w:p>
         </w:tc>
@@ -2786,7 +2531,7 @@
         </w:tc>
         <w:tc>
           <w:tcPr>
-            <w:tcW w:type="dxa" w:w="4536"/>
+            <w:tcW w:type="dxa" w:w="8788"/>
           </w:tcPr>
           <w:p>
             <w:pPr>
@@ -2800,24 +2545,6 @@
                 <w:sz w:val="22"/>
               </w:rPr>
               <w:t>Wariacje Transformerów</w:t>
-            </w:r>
-          </w:p>
-        </w:tc>
-        <w:tc>
-          <w:tcPr>
-            <w:tcW w:type="dxa" w:w="4252"/>
-          </w:tcPr>
-          <w:p>
-            <w:pPr>
-              <w:spacing w:before="20" w:after="20"/>
-            </w:pPr>
-            <w:r>
-              <w:rPr>
-                <w:rFonts w:ascii="Aptos" w:hAnsi="Aptos"/>
-                <w:b w:val="0"/>
-                <w:i w:val="0"/>
-                <w:sz w:val="22"/>
-              </w:rPr>
             </w:r>
           </w:p>
         </w:tc>
@@ -2844,7 +2571,7 @@
         </w:tc>
         <w:tc>
           <w:tcPr>
-            <w:tcW w:type="dxa" w:w="4536"/>
+            <w:tcW w:type="dxa" w:w="8788"/>
           </w:tcPr>
           <w:p>
             <w:pPr>
@@ -2858,24 +2585,6 @@
                 <w:sz w:val="22"/>
               </w:rPr>
               <w:t>•BERT, GPT, T5: różnice i zastosowania</w:t>
-            </w:r>
-          </w:p>
-        </w:tc>
-        <w:tc>
-          <w:tcPr>
-            <w:tcW w:type="dxa" w:w="4252"/>
-          </w:tcPr>
-          <w:p>
-            <w:pPr>
-              <w:spacing w:before="20" w:after="20"/>
-            </w:pPr>
-            <w:r>
-              <w:rPr>
-                <w:rFonts w:ascii="Aptos" w:hAnsi="Aptos"/>
-                <w:b w:val="0"/>
-                <w:i w:val="0"/>
-                <w:sz w:val="22"/>
-              </w:rPr>
             </w:r>
           </w:p>
         </w:tc>
@@ -2902,7 +2611,7 @@
         </w:tc>
         <w:tc>
           <w:tcPr>
-            <w:tcW w:type="dxa" w:w="4536"/>
+            <w:tcW w:type="dxa" w:w="8788"/>
           </w:tcPr>
           <w:p>
             <w:pPr>
@@ -2916,24 +2625,6 @@
                 <w:sz w:val="22"/>
               </w:rPr>
               <w:t>•Jak dostosować architekturę transformera do różnych zadań</w:t>
-            </w:r>
-          </w:p>
-        </w:tc>
-        <w:tc>
-          <w:tcPr>
-            <w:tcW w:type="dxa" w:w="4252"/>
-          </w:tcPr>
-          <w:p>
-            <w:pPr>
-              <w:spacing w:before="20" w:after="20"/>
-            </w:pPr>
-            <w:r>
-              <w:rPr>
-                <w:rFonts w:ascii="Aptos" w:hAnsi="Aptos"/>
-                <w:b w:val="0"/>
-                <w:i w:val="0"/>
-                <w:sz w:val="22"/>
-              </w:rPr>
             </w:r>
           </w:p>
         </w:tc>
@@ -2960,7 +2651,7 @@
         </w:tc>
         <w:tc>
           <w:tcPr>
-            <w:tcW w:type="dxa" w:w="4536"/>
+            <w:tcW w:type="dxa" w:w="8788"/>
           </w:tcPr>
           <w:p>
             <w:pPr>
@@ -2974,24 +2665,6 @@
                 <w:sz w:val="22"/>
               </w:rPr>
               <w:t>Modele Języka</w:t>
-            </w:r>
-          </w:p>
-        </w:tc>
-        <w:tc>
-          <w:tcPr>
-            <w:tcW w:type="dxa" w:w="4252"/>
-          </w:tcPr>
-          <w:p>
-            <w:pPr>
-              <w:spacing w:before="20" w:after="20"/>
-            </w:pPr>
-            <w:r>
-              <w:rPr>
-                <w:rFonts w:ascii="Aptos" w:hAnsi="Aptos"/>
-                <w:b w:val="0"/>
-                <w:i w:val="0"/>
-                <w:sz w:val="22"/>
-              </w:rPr>
             </w:r>
           </w:p>
         </w:tc>
@@ -3018,7 +2691,7 @@
         </w:tc>
         <w:tc>
           <w:tcPr>
-            <w:tcW w:type="dxa" w:w="4536"/>
+            <w:tcW w:type="dxa" w:w="8788"/>
           </w:tcPr>
           <w:p>
             <w:pPr>
@@ -3032,24 +2705,6 @@
                 <w:sz w:val="22"/>
               </w:rPr>
               <w:t>•Budowa modeli językowych</w:t>
-            </w:r>
-          </w:p>
-        </w:tc>
-        <w:tc>
-          <w:tcPr>
-            <w:tcW w:type="dxa" w:w="4252"/>
-          </w:tcPr>
-          <w:p>
-            <w:pPr>
-              <w:spacing w:before="20" w:after="20"/>
-            </w:pPr>
-            <w:r>
-              <w:rPr>
-                <w:rFonts w:ascii="Aptos" w:hAnsi="Aptos"/>
-                <w:b w:val="0"/>
-                <w:i w:val="0"/>
-                <w:sz w:val="22"/>
-              </w:rPr>
             </w:r>
           </w:p>
         </w:tc>
@@ -3076,7 +2731,7 @@
         </w:tc>
         <w:tc>
           <w:tcPr>
-            <w:tcW w:type="dxa" w:w="4536"/>
+            <w:tcW w:type="dxa" w:w="8788"/>
           </w:tcPr>
           <w:p>
             <w:pPr>
@@ -3090,24 +2745,6 @@
                 <w:sz w:val="22"/>
               </w:rPr>
               <w:t>•Zastosowania i wyzwania związane z modelami językowymi</w:t>
-            </w:r>
-          </w:p>
-        </w:tc>
-        <w:tc>
-          <w:tcPr>
-            <w:tcW w:type="dxa" w:w="4252"/>
-          </w:tcPr>
-          <w:p>
-            <w:pPr>
-              <w:spacing w:before="20" w:after="20"/>
-            </w:pPr>
-            <w:r>
-              <w:rPr>
-                <w:rFonts w:ascii="Aptos" w:hAnsi="Aptos"/>
-                <w:b w:val="0"/>
-                <w:i w:val="0"/>
-                <w:sz w:val="22"/>
-              </w:rPr>
             </w:r>
           </w:p>
         </w:tc>
@@ -3134,7 +2771,7 @@
         </w:tc>
         <w:tc>
           <w:tcPr>
-            <w:tcW w:type="dxa" w:w="4536"/>
+            <w:tcW w:type="dxa" w:w="8788"/>
           </w:tcPr>
           <w:p>
             <w:pPr>
@@ -3148,24 +2785,6 @@
                 <w:sz w:val="22"/>
               </w:rPr>
               <w:t>Enkodery</w:t>
-            </w:r>
-          </w:p>
-        </w:tc>
-        <w:tc>
-          <w:tcPr>
-            <w:tcW w:type="dxa" w:w="4252"/>
-          </w:tcPr>
-          <w:p>
-            <w:pPr>
-              <w:spacing w:before="20" w:after="20"/>
-            </w:pPr>
-            <w:r>
-              <w:rPr>
-                <w:rFonts w:ascii="Aptos" w:hAnsi="Aptos"/>
-                <w:b w:val="0"/>
-                <w:i w:val="0"/>
-                <w:sz w:val="22"/>
-              </w:rPr>
             </w:r>
           </w:p>
         </w:tc>
@@ -3192,7 +2811,7 @@
         </w:tc>
         <w:tc>
           <w:tcPr>
-            <w:tcW w:type="dxa" w:w="4536"/>
+            <w:tcW w:type="dxa" w:w="8788"/>
           </w:tcPr>
           <w:p>
             <w:pPr>
@@ -3206,24 +2825,6 @@
                 <w:sz w:val="22"/>
               </w:rPr>
               <w:t>•Rola enkoderów w modelach transformacyjnych</w:t>
-            </w:r>
-          </w:p>
-        </w:tc>
-        <w:tc>
-          <w:tcPr>
-            <w:tcW w:type="dxa" w:w="4252"/>
-          </w:tcPr>
-          <w:p>
-            <w:pPr>
-              <w:spacing w:before="20" w:after="20"/>
-            </w:pPr>
-            <w:r>
-              <w:rPr>
-                <w:rFonts w:ascii="Aptos" w:hAnsi="Aptos"/>
-                <w:b w:val="0"/>
-                <w:i w:val="0"/>
-                <w:sz w:val="22"/>
-              </w:rPr>
             </w:r>
           </w:p>
         </w:tc>
@@ -3250,7 +2851,7 @@
         </w:tc>
         <w:tc>
           <w:tcPr>
-            <w:tcW w:type="dxa" w:w="4536"/>
+            <w:tcW w:type="dxa" w:w="8788"/>
           </w:tcPr>
           <w:p>
             <w:pPr>
@@ -3264,24 +2865,6 @@
                 <w:sz w:val="22"/>
               </w:rPr>
               <w:t>•Przykłady zastosowań enkoderów w różnych zadaniach NLP</w:t>
-            </w:r>
-          </w:p>
-        </w:tc>
-        <w:tc>
-          <w:tcPr>
-            <w:tcW w:type="dxa" w:w="4252"/>
-          </w:tcPr>
-          <w:p>
-            <w:pPr>
-              <w:spacing w:before="20" w:after="20"/>
-            </w:pPr>
-            <w:r>
-              <w:rPr>
-                <w:rFonts w:ascii="Aptos" w:hAnsi="Aptos"/>
-                <w:b w:val="0"/>
-                <w:i w:val="0"/>
-                <w:sz w:val="22"/>
-              </w:rPr>
             </w:r>
           </w:p>
         </w:tc>
@@ -3308,7 +2891,7 @@
         </w:tc>
         <w:tc>
           <w:tcPr>
-            <w:tcW w:type="dxa" w:w="4536"/>
+            <w:tcW w:type="dxa" w:w="8788"/>
           </w:tcPr>
           <w:p>
             <w:pPr>
@@ -3322,24 +2905,6 @@
                 <w:sz w:val="22"/>
               </w:rPr>
               <w:t>Fine-Tuning</w:t>
-            </w:r>
-          </w:p>
-        </w:tc>
-        <w:tc>
-          <w:tcPr>
-            <w:tcW w:type="dxa" w:w="4252"/>
-          </w:tcPr>
-          <w:p>
-            <w:pPr>
-              <w:spacing w:before="20" w:after="20"/>
-            </w:pPr>
-            <w:r>
-              <w:rPr>
-                <w:rFonts w:ascii="Aptos" w:hAnsi="Aptos"/>
-                <w:b w:val="0"/>
-                <w:i w:val="0"/>
-                <w:sz w:val="22"/>
-              </w:rPr>
             </w:r>
           </w:p>
         </w:tc>
@@ -3366,7 +2931,7 @@
         </w:tc>
         <w:tc>
           <w:tcPr>
-            <w:tcW w:type="dxa" w:w="4536"/>
+            <w:tcW w:type="dxa" w:w="8788"/>
           </w:tcPr>
           <w:p>
             <w:pPr>
@@ -3380,24 +2945,6 @@
                 <w:sz w:val="22"/>
               </w:rPr>
               <w:t>•Proces dostrajania modeli pretrenowanych</w:t>
-            </w:r>
-          </w:p>
-        </w:tc>
-        <w:tc>
-          <w:tcPr>
-            <w:tcW w:type="dxa" w:w="4252"/>
-          </w:tcPr>
-          <w:p>
-            <w:pPr>
-              <w:spacing w:before="20" w:after="20"/>
-            </w:pPr>
-            <w:r>
-              <w:rPr>
-                <w:rFonts w:ascii="Aptos" w:hAnsi="Aptos"/>
-                <w:b w:val="0"/>
-                <w:i w:val="0"/>
-                <w:sz w:val="22"/>
-              </w:rPr>
             </w:r>
           </w:p>
         </w:tc>
@@ -3424,7 +2971,7 @@
         </w:tc>
         <w:tc>
           <w:tcPr>
-            <w:tcW w:type="dxa" w:w="4536"/>
+            <w:tcW w:type="dxa" w:w="8788"/>
           </w:tcPr>
           <w:p>
             <w:pPr>
@@ -3438,24 +2985,6 @@
                 <w:sz w:val="22"/>
               </w:rPr>
               <w:t>•Techniki fine-tuningu dla różnych zadań NLP</w:t>
-            </w:r>
-          </w:p>
-        </w:tc>
-        <w:tc>
-          <w:tcPr>
-            <w:tcW w:type="dxa" w:w="4252"/>
-          </w:tcPr>
-          <w:p>
-            <w:pPr>
-              <w:spacing w:before="20" w:after="20"/>
-            </w:pPr>
-            <w:r>
-              <w:rPr>
-                <w:rFonts w:ascii="Aptos" w:hAnsi="Aptos"/>
-                <w:b w:val="0"/>
-                <w:i w:val="0"/>
-                <w:sz w:val="22"/>
-              </w:rPr>
             </w:r>
           </w:p>
         </w:tc>
@@ -3482,7 +3011,7 @@
         </w:tc>
         <w:tc>
           <w:tcPr>
-            <w:tcW w:type="dxa" w:w="4536"/>
+            <w:tcW w:type="dxa" w:w="8788"/>
           </w:tcPr>
           <w:p>
             <w:pPr>
@@ -3496,24 +3025,6 @@
                 <w:sz w:val="22"/>
               </w:rPr>
               <w:t>Kompresja Modeli</w:t>
-            </w:r>
-          </w:p>
-        </w:tc>
-        <w:tc>
-          <w:tcPr>
-            <w:tcW w:type="dxa" w:w="4252"/>
-          </w:tcPr>
-          <w:p>
-            <w:pPr>
-              <w:spacing w:before="20" w:after="20"/>
-            </w:pPr>
-            <w:r>
-              <w:rPr>
-                <w:rFonts w:ascii="Aptos" w:hAnsi="Aptos"/>
-                <w:b w:val="0"/>
-                <w:i w:val="0"/>
-                <w:sz w:val="22"/>
-              </w:rPr>
             </w:r>
           </w:p>
         </w:tc>
@@ -3540,7 +3051,7 @@
         </w:tc>
         <w:tc>
           <w:tcPr>
-            <w:tcW w:type="dxa" w:w="4536"/>
+            <w:tcW w:type="dxa" w:w="8788"/>
           </w:tcPr>
           <w:p>
             <w:pPr>
@@ -3554,24 +3065,6 @@
                 <w:sz w:val="22"/>
               </w:rPr>
               <w:t>•Wprowadzenie do kompresji modeli: skwantyzowanie, prunning</w:t>
-            </w:r>
-          </w:p>
-        </w:tc>
-        <w:tc>
-          <w:tcPr>
-            <w:tcW w:type="dxa" w:w="4252"/>
-          </w:tcPr>
-          <w:p>
-            <w:pPr>
-              <w:spacing w:before="20" w:after="20"/>
-            </w:pPr>
-            <w:r>
-              <w:rPr>
-                <w:rFonts w:ascii="Aptos" w:hAnsi="Aptos"/>
-                <w:b w:val="0"/>
-                <w:i w:val="0"/>
-                <w:sz w:val="22"/>
-              </w:rPr>
             </w:r>
           </w:p>
         </w:tc>
@@ -3598,7 +3091,7 @@
         </w:tc>
         <w:tc>
           <w:tcPr>
-            <w:tcW w:type="dxa" w:w="4536"/>
+            <w:tcW w:type="dxa" w:w="8788"/>
           </w:tcPr>
           <w:p>
             <w:pPr>
@@ -3612,24 +3105,6 @@
                 <w:sz w:val="22"/>
               </w:rPr>
               <w:t>•Korzyści i wyzwania związane z kompresją</w:t>
-            </w:r>
-          </w:p>
-        </w:tc>
-        <w:tc>
-          <w:tcPr>
-            <w:tcW w:type="dxa" w:w="4252"/>
-          </w:tcPr>
-          <w:p>
-            <w:pPr>
-              <w:spacing w:before="20" w:after="20"/>
-            </w:pPr>
-            <w:r>
-              <w:rPr>
-                <w:rFonts w:ascii="Aptos" w:hAnsi="Aptos"/>
-                <w:b w:val="0"/>
-                <w:i w:val="0"/>
-                <w:sz w:val="22"/>
-              </w:rPr>
             </w:r>
           </w:p>
         </w:tc>
@@ -3656,7 +3131,7 @@
         </w:tc>
         <w:tc>
           <w:tcPr>
-            <w:tcW w:type="dxa" w:w="4536"/>
+            <w:tcW w:type="dxa" w:w="8788"/>
           </w:tcPr>
           <w:p>
             <w:pPr>
@@ -3670,24 +3145,6 @@
                 <w:sz w:val="22"/>
               </w:rPr>
               <w:t>Stworzenie Skwantyzowanej Wersji Modelu</w:t>
-            </w:r>
-          </w:p>
-        </w:tc>
-        <w:tc>
-          <w:tcPr>
-            <w:tcW w:type="dxa" w:w="4252"/>
-          </w:tcPr>
-          <w:p>
-            <w:pPr>
-              <w:spacing w:before="20" w:after="20"/>
-            </w:pPr>
-            <w:r>
-              <w:rPr>
-                <w:rFonts w:ascii="Aptos" w:hAnsi="Aptos"/>
-                <w:b w:val="0"/>
-                <w:i w:val="0"/>
-                <w:sz w:val="22"/>
-              </w:rPr>
             </w:r>
           </w:p>
         </w:tc>
@@ -3714,7 +3171,7 @@
         </w:tc>
         <w:tc>
           <w:tcPr>
-            <w:tcW w:type="dxa" w:w="4536"/>
+            <w:tcW w:type="dxa" w:w="8788"/>
           </w:tcPr>
           <w:p>
             <w:pPr>
@@ -3728,24 +3185,6 @@
                 <w:sz w:val="22"/>
               </w:rPr>
               <w:t>•Praktyczne podejście do kompresji modeli</w:t>
-            </w:r>
-          </w:p>
-        </w:tc>
-        <w:tc>
-          <w:tcPr>
-            <w:tcW w:type="dxa" w:w="4252"/>
-          </w:tcPr>
-          <w:p>
-            <w:pPr>
-              <w:spacing w:before="20" w:after="20"/>
-            </w:pPr>
-            <w:r>
-              <w:rPr>
-                <w:rFonts w:ascii="Aptos" w:hAnsi="Aptos"/>
-                <w:b w:val="0"/>
-                <w:i w:val="0"/>
-                <w:sz w:val="22"/>
-              </w:rPr>
             </w:r>
           </w:p>
         </w:tc>
@@ -3772,7 +3211,7 @@
         </w:tc>
         <w:tc>
           <w:tcPr>
-            <w:tcW w:type="dxa" w:w="4536"/>
+            <w:tcW w:type="dxa" w:w="8788"/>
           </w:tcPr>
           <w:p>
             <w:pPr>
@@ -3786,24 +3225,6 @@
                 <w:sz w:val="22"/>
               </w:rPr>
               <w:t>•Implementacja skwantyzacji na przykładzie wybranego modelu</w:t>
-            </w:r>
-          </w:p>
-        </w:tc>
-        <w:tc>
-          <w:tcPr>
-            <w:tcW w:type="dxa" w:w="4252"/>
-          </w:tcPr>
-          <w:p>
-            <w:pPr>
-              <w:spacing w:before="20" w:after="20"/>
-            </w:pPr>
-            <w:r>
-              <w:rPr>
-                <w:rFonts w:ascii="Aptos" w:hAnsi="Aptos"/>
-                <w:b w:val="0"/>
-                <w:i w:val="0"/>
-                <w:sz w:val="22"/>
-              </w:rPr>
             </w:r>
           </w:p>
         </w:tc>
@@ -3830,7 +3251,7 @@
         </w:tc>
         <w:tc>
           <w:tcPr>
-            <w:tcW w:type="dxa" w:w="4536"/>
+            <w:tcW w:type="dxa" w:w="8788"/>
           </w:tcPr>
           <w:p>
             <w:pPr>
@@ -3844,24 +3265,6 @@
                 <w:sz w:val="22"/>
               </w:rPr>
               <w:t>Pair Programming - Rozpoznawanie Nazwanych Encji (NER)</w:t>
-            </w:r>
-          </w:p>
-        </w:tc>
-        <w:tc>
-          <w:tcPr>
-            <w:tcW w:type="dxa" w:w="4252"/>
-          </w:tcPr>
-          <w:p>
-            <w:pPr>
-              <w:spacing w:before="20" w:after="20"/>
-            </w:pPr>
-            <w:r>
-              <w:rPr>
-                <w:rFonts w:ascii="Aptos" w:hAnsi="Aptos"/>
-                <w:b w:val="0"/>
-                <w:i w:val="0"/>
-                <w:sz w:val="22"/>
-              </w:rPr>
             </w:r>
           </w:p>
         </w:tc>
@@ -3888,7 +3291,7 @@
         </w:tc>
         <w:tc>
           <w:tcPr>
-            <w:tcW w:type="dxa" w:w="4536"/>
+            <w:tcW w:type="dxa" w:w="8788"/>
           </w:tcPr>
           <w:p>
             <w:pPr>
@@ -3902,24 +3305,6 @@
                 <w:sz w:val="22"/>
               </w:rPr>
               <w:t>•Wprowadzenie do NER</w:t>
-            </w:r>
-          </w:p>
-        </w:tc>
-        <w:tc>
-          <w:tcPr>
-            <w:tcW w:type="dxa" w:w="4252"/>
-          </w:tcPr>
-          <w:p>
-            <w:pPr>
-              <w:spacing w:before="20" w:after="20"/>
-            </w:pPr>
-            <w:r>
-              <w:rPr>
-                <w:rFonts w:ascii="Aptos" w:hAnsi="Aptos"/>
-                <w:b w:val="0"/>
-                <w:i w:val="0"/>
-                <w:sz w:val="22"/>
-              </w:rPr>
             </w:r>
           </w:p>
         </w:tc>
@@ -3946,7 +3331,7 @@
         </w:tc>
         <w:tc>
           <w:tcPr>
-            <w:tcW w:type="dxa" w:w="4536"/>
+            <w:tcW w:type="dxa" w:w="8788"/>
           </w:tcPr>
           <w:p>
             <w:pPr>
@@ -3960,24 +3345,6 @@
                 <w:sz w:val="22"/>
               </w:rPr>
               <w:t>•Przykład implementacji NER za pomocą Lightning Transformers</w:t>
-            </w:r>
-          </w:p>
-        </w:tc>
-        <w:tc>
-          <w:tcPr>
-            <w:tcW w:type="dxa" w:w="4252"/>
-          </w:tcPr>
-          <w:p>
-            <w:pPr>
-              <w:spacing w:before="20" w:after="20"/>
-            </w:pPr>
-            <w:r>
-              <w:rPr>
-                <w:rFonts w:ascii="Aptos" w:hAnsi="Aptos"/>
-                <w:b w:val="0"/>
-                <w:i w:val="0"/>
-                <w:sz w:val="22"/>
-              </w:rPr>
             </w:r>
           </w:p>
         </w:tc>
@@ -4004,7 +3371,7 @@
         </w:tc>
         <w:tc>
           <w:tcPr>
-            <w:tcW w:type="dxa" w:w="4536"/>
+            <w:tcW w:type="dxa" w:w="8788"/>
           </w:tcPr>
           <w:p>
             <w:pPr>
@@ -4018,24 +3385,6 @@
                 <w:sz w:val="22"/>
               </w:rPr>
               <w:t>•Warsztaty praktyczne</w:t>
-            </w:r>
-          </w:p>
-        </w:tc>
-        <w:tc>
-          <w:tcPr>
-            <w:tcW w:type="dxa" w:w="4252"/>
-          </w:tcPr>
-          <w:p>
-            <w:pPr>
-              <w:spacing w:before="20" w:after="20"/>
-            </w:pPr>
-            <w:r>
-              <w:rPr>
-                <w:rFonts w:ascii="Aptos" w:hAnsi="Aptos"/>
-                <w:b w:val="0"/>
-                <w:i w:val="0"/>
-                <w:sz w:val="22"/>
-              </w:rPr>
             </w:r>
           </w:p>
         </w:tc>
@@ -4062,7 +3411,7 @@
         </w:tc>
         <w:tc>
           <w:tcPr>
-            <w:tcW w:type="dxa" w:w="4536"/>
+            <w:tcW w:type="dxa" w:w="8788"/>
           </w:tcPr>
           <w:p>
             <w:pPr>
@@ -4076,24 +3425,6 @@
                 <w:sz w:val="22"/>
               </w:rPr>
               <w:t>Pair Programming - Chatbot</w:t>
-            </w:r>
-          </w:p>
-        </w:tc>
-        <w:tc>
-          <w:tcPr>
-            <w:tcW w:type="dxa" w:w="4252"/>
-          </w:tcPr>
-          <w:p>
-            <w:pPr>
-              <w:spacing w:before="20" w:after="20"/>
-            </w:pPr>
-            <w:r>
-              <w:rPr>
-                <w:rFonts w:ascii="Aptos" w:hAnsi="Aptos"/>
-                <w:b w:val="0"/>
-                <w:i w:val="0"/>
-                <w:sz w:val="22"/>
-              </w:rPr>
             </w:r>
           </w:p>
         </w:tc>
@@ -4120,7 +3451,7 @@
         </w:tc>
         <w:tc>
           <w:tcPr>
-            <w:tcW w:type="dxa" w:w="4536"/>
+            <w:tcW w:type="dxa" w:w="8788"/>
           </w:tcPr>
           <w:p>
             <w:pPr>
@@ -4134,24 +3465,6 @@
                 <w:sz w:val="22"/>
               </w:rPr>
               <w:t>•Projektowanie chatbota: wymagania i architektura</w:t>
-            </w:r>
-          </w:p>
-        </w:tc>
-        <w:tc>
-          <w:tcPr>
-            <w:tcW w:type="dxa" w:w="4252"/>
-          </w:tcPr>
-          <w:p>
-            <w:pPr>
-              <w:spacing w:before="20" w:after="20"/>
-            </w:pPr>
-            <w:r>
-              <w:rPr>
-                <w:rFonts w:ascii="Aptos" w:hAnsi="Aptos"/>
-                <w:b w:val="0"/>
-                <w:i w:val="0"/>
-                <w:sz w:val="22"/>
-              </w:rPr>
             </w:r>
           </w:p>
         </w:tc>
@@ -4178,7 +3491,7 @@
         </w:tc>
         <w:tc>
           <w:tcPr>
-            <w:tcW w:type="dxa" w:w="4536"/>
+            <w:tcW w:type="dxa" w:w="8788"/>
           </w:tcPr>
           <w:p>
             <w:pPr>
@@ -4192,24 +3505,6 @@
                 <w:sz w:val="22"/>
               </w:rPr>
               <w:t>•Implementacja chatbota na przykładzie Chartum</w:t>
-            </w:r>
-          </w:p>
-        </w:tc>
-        <w:tc>
-          <w:tcPr>
-            <w:tcW w:type="dxa" w:w="4252"/>
-          </w:tcPr>
-          <w:p>
-            <w:pPr>
-              <w:spacing w:before="20" w:after="20"/>
-            </w:pPr>
-            <w:r>
-              <w:rPr>
-                <w:rFonts w:ascii="Aptos" w:hAnsi="Aptos"/>
-                <w:b w:val="0"/>
-                <w:i w:val="0"/>
-                <w:sz w:val="22"/>
-              </w:rPr>
             </w:r>
           </w:p>
         </w:tc>
@@ -4236,7 +3531,7 @@
         </w:tc>
         <w:tc>
           <w:tcPr>
-            <w:tcW w:type="dxa" w:w="4536"/>
+            <w:tcW w:type="dxa" w:w="8788"/>
           </w:tcPr>
           <w:p>
             <w:pPr>
@@ -4250,24 +3545,6 @@
                 <w:sz w:val="22"/>
               </w:rPr>
               <w:t>•Warsztaty praktyczne</w:t>
-            </w:r>
-          </w:p>
-        </w:tc>
-        <w:tc>
-          <w:tcPr>
-            <w:tcW w:type="dxa" w:w="4252"/>
-          </w:tcPr>
-          <w:p>
-            <w:pPr>
-              <w:spacing w:before="20" w:after="20"/>
-            </w:pPr>
-            <w:r>
-              <w:rPr>
-                <w:rFonts w:ascii="Aptos" w:hAnsi="Aptos"/>
-                <w:b w:val="0"/>
-                <w:i w:val="0"/>
-                <w:sz w:val="22"/>
-              </w:rPr>
             </w:r>
           </w:p>
         </w:tc>
@@ -4294,7 +3571,7 @@
         </w:tc>
         <w:tc>
           <w:tcPr>
-            <w:tcW w:type="dxa" w:w="4536"/>
+            <w:tcW w:type="dxa" w:w="8788"/>
           </w:tcPr>
           <w:p>
             <w:pPr>
@@ -4308,24 +3585,6 @@
                 <w:sz w:val="22"/>
               </w:rPr>
               <w:t>Przykłady Aplikacji NLP</w:t>
-            </w:r>
-          </w:p>
-        </w:tc>
-        <w:tc>
-          <w:tcPr>
-            <w:tcW w:type="dxa" w:w="4252"/>
-          </w:tcPr>
-          <w:p>
-            <w:pPr>
-              <w:spacing w:before="20" w:after="20"/>
-            </w:pPr>
-            <w:r>
-              <w:rPr>
-                <w:rFonts w:ascii="Aptos" w:hAnsi="Aptos"/>
-                <w:b w:val="0"/>
-                <w:i w:val="0"/>
-                <w:sz w:val="22"/>
-              </w:rPr>
             </w:r>
           </w:p>
         </w:tc>
@@ -4352,7 +3611,7 @@
         </w:tc>
         <w:tc>
           <w:tcPr>
-            <w:tcW w:type="dxa" w:w="4536"/>
+            <w:tcW w:type="dxa" w:w="8788"/>
           </w:tcPr>
           <w:p>
             <w:pPr>
@@ -4366,24 +3625,6 @@
                 <w:sz w:val="22"/>
               </w:rPr>
               <w:t>•Przegląd rzeczywistych zastosowań NLP w różnych branżach</w:t>
-            </w:r>
-          </w:p>
-        </w:tc>
-        <w:tc>
-          <w:tcPr>
-            <w:tcW w:type="dxa" w:w="4252"/>
-          </w:tcPr>
-          <w:p>
-            <w:pPr>
-              <w:spacing w:before="20" w:after="20"/>
-            </w:pPr>
-            <w:r>
-              <w:rPr>
-                <w:rFonts w:ascii="Aptos" w:hAnsi="Aptos"/>
-                <w:b w:val="0"/>
-                <w:i w:val="0"/>
-                <w:sz w:val="22"/>
-              </w:rPr>
             </w:r>
           </w:p>
         </w:tc>
@@ -4410,7 +3651,7 @@
         </w:tc>
         <w:tc>
           <w:tcPr>
-            <w:tcW w:type="dxa" w:w="4536"/>
+            <w:tcW w:type="dxa" w:w="8788"/>
           </w:tcPr>
           <w:p>
             <w:pPr>
@@ -4424,24 +3665,6 @@
                 <w:sz w:val="22"/>
               </w:rPr>
               <w:t>•Studium przypadku: analiza skuteczności modeli NLP w zastosowaniach komercyjnych</w:t>
-            </w:r>
-          </w:p>
-        </w:tc>
-        <w:tc>
-          <w:tcPr>
-            <w:tcW w:type="dxa" w:w="4252"/>
-          </w:tcPr>
-          <w:p>
-            <w:pPr>
-              <w:spacing w:before="20" w:after="20"/>
-            </w:pPr>
-            <w:r>
-              <w:rPr>
-                <w:rFonts w:ascii="Aptos" w:hAnsi="Aptos"/>
-                <w:b w:val="0"/>
-                <w:i w:val="0"/>
-                <w:sz w:val="22"/>
-              </w:rPr>
             </w:r>
           </w:p>
         </w:tc>
@@ -4468,7 +3691,7 @@
         </w:tc>
         <w:tc>
           <w:tcPr>
-            <w:tcW w:type="dxa" w:w="4536"/>
+            <w:tcW w:type="dxa" w:w="8788"/>
           </w:tcPr>
           <w:p>
             <w:pPr>
@@ -4482,24 +3705,6 @@
                 <w:sz w:val="22"/>
               </w:rPr>
               <w:t>Podsumowanie i Dyskusja</w:t>
-            </w:r>
-          </w:p>
-        </w:tc>
-        <w:tc>
-          <w:tcPr>
-            <w:tcW w:type="dxa" w:w="4252"/>
-          </w:tcPr>
-          <w:p>
-            <w:pPr>
-              <w:spacing w:before="20" w:after="20"/>
-            </w:pPr>
-            <w:r>
-              <w:rPr>
-                <w:rFonts w:ascii="Aptos" w:hAnsi="Aptos"/>
-                <w:b w:val="0"/>
-                <w:i w:val="0"/>
-                <w:sz w:val="22"/>
-              </w:rPr>
             </w:r>
           </w:p>
         </w:tc>
@@ -4526,7 +3731,7 @@
         </w:tc>
         <w:tc>
           <w:tcPr>
-            <w:tcW w:type="dxa" w:w="4536"/>
+            <w:tcW w:type="dxa" w:w="8788"/>
           </w:tcPr>
           <w:p>
             <w:pPr>
@@ -4540,24 +3745,6 @@
                 <w:sz w:val="22"/>
               </w:rPr>
               <w:t>•Przegląd kluczowych zagadnień omówionych w kursie</w:t>
-            </w:r>
-          </w:p>
-        </w:tc>
-        <w:tc>
-          <w:tcPr>
-            <w:tcW w:type="dxa" w:w="4252"/>
-          </w:tcPr>
-          <w:p>
-            <w:pPr>
-              <w:spacing w:before="20" w:after="20"/>
-            </w:pPr>
-            <w:r>
-              <w:rPr>
-                <w:rFonts w:ascii="Aptos" w:hAnsi="Aptos"/>
-                <w:b w:val="0"/>
-                <w:i w:val="0"/>
-                <w:sz w:val="22"/>
-              </w:rPr>
             </w:r>
           </w:p>
         </w:tc>
@@ -4584,7 +3771,7 @@
         </w:tc>
         <w:tc>
           <w:tcPr>
-            <w:tcW w:type="dxa" w:w="4536"/>
+            <w:tcW w:type="dxa" w:w="8788"/>
           </w:tcPr>
           <w:p>
             <w:pPr>
@@ -4598,24 +3785,6 @@
                 <w:sz w:val="22"/>
               </w:rPr>
               <w:t>•Dyskusja na temat przyszłości NLP i jego wpływu na różne dziedziny</w:t>
-            </w:r>
-          </w:p>
-        </w:tc>
-        <w:tc>
-          <w:tcPr>
-            <w:tcW w:type="dxa" w:w="4252"/>
-          </w:tcPr>
-          <w:p>
-            <w:pPr>
-              <w:spacing w:before="20" w:after="20"/>
-            </w:pPr>
-            <w:r>
-              <w:rPr>
-                <w:rFonts w:ascii="Aptos" w:hAnsi="Aptos"/>
-                <w:b w:val="0"/>
-                <w:i w:val="0"/>
-                <w:sz w:val="22"/>
-              </w:rPr>
             </w:r>
           </w:p>
         </w:tc>
